--- a/docs/reports/decomposition-pilot.docx
+++ b/docs/reports/decomposition-pilot.docx
@@ -873,7 +873,7 @@
         <w:t xml:space="preserve">candidate(19, 50, 2) == 14</w:t>
       </w:r>
       <w:r>
-        <w:t xml:space="preserve">. In 99</w:t>
+        <w:t xml:space="preserve">. In 100</w:t>
       </w:r>
       <w:r>
         <w:t xml:space="preserve"> </w:t>
@@ -885,13 +885,115 @@
         <w:t xml:space="preserve"> </w:t>
       </w:r>
       <w:r>
-        <w:t xml:space="preserve">different expected results, which no function whose output depends only on its arguments can</w:t>
-      </w:r>
-      <w:r>
-        <w:t xml:space="preserve"> </w:t>
-      </w:r>
-      <w:r>
-        <w:t xml:space="preserve">satisfy. The other four tests are structured differently, and we have not checked them by hand.</w:t>
+        <w:t xml:space="preserve">incompatible expected results, which no function whose output depends only on its arguments can</w:t>
+      </w:r>
+      <w:r>
+        <w:t xml:space="preserve"> </w:t>
+      </w:r>
+      <w:r>
+        <w:t xml:space="preserve">satisfy; in two of them the second result is stored in a variable before it is checked. The other</w:t>
+      </w:r>
+      <w:r>
+        <w:t xml:space="preserve"> </w:t>
+      </w:r>
+      <w:r>
+        <w:t xml:space="preserve">three tasks cannot be passed at all. In</w:t>
+      </w:r>
+      <w:r>
+        <w:t xml:space="preserve"> </w:t>
+      </w:r>
+      <w:r>
+        <w:rPr>
+          <w:rStyle w:val="VerbatimChar"/>
+        </w:rPr>
+        <w:t xml:space="preserve">lcbhard_35</w:t>
+      </w:r>
+      <w:r>
+        <w:t xml:space="preserve"> </w:t>
+      </w:r>
+      <w:r>
+        <w:t xml:space="preserve">and</w:t>
+      </w:r>
+      <w:r>
+        <w:t xml:space="preserve"> </w:t>
+      </w:r>
+      <w:r>
+        <w:rPr>
+          <w:rStyle w:val="VerbatimChar"/>
+        </w:rPr>
+        <w:t xml:space="preserve">lcbhard_87</w:t>
+      </w:r>
+      <w:r>
+        <w:t xml:space="preserve"> </w:t>
+      </w:r>
+      <w:r>
+        <w:t xml:space="preserve">the stored test is a single</w:t>
+      </w:r>
+      <w:r>
+        <w:t xml:space="preserve"> </w:t>
+      </w:r>
+      <w:r>
+        <w:t xml:space="preserve">top-level assertion with no</w:t>
+      </w:r>
+      <w:r>
+        <w:t xml:space="preserve"> </w:t>
+      </w:r>
+      <w:r>
+        <w:rPr>
+          <w:rStyle w:val="VerbatimChar"/>
+        </w:rPr>
+        <w:t xml:space="preserve">check</w:t>
+      </w:r>
+      <w:r>
+        <w:t xml:space="preserve"> </w:t>
+      </w:r>
+      <w:r>
+        <w:t xml:space="preserve">function, so the scoring program fails before the model’s code</w:t>
+      </w:r>
+      <w:r>
+        <w:t xml:space="preserve"> </w:t>
+      </w:r>
+      <w:r>
+        <w:t xml:space="preserve">runs; in</w:t>
+      </w:r>
+      <w:r>
+        <w:t xml:space="preserve"> </w:t>
+      </w:r>
+      <w:r>
+        <w:rPr>
+          <w:rStyle w:val="VerbatimChar"/>
+        </w:rPr>
+        <w:t xml:space="preserve">lcbhard_77</w:t>
+      </w:r>
+      <w:r>
+        <w:t xml:space="preserve"> </w:t>
+      </w:r>
+      <w:r>
+        <w:t xml:space="preserve">the test’s last line is a string literal cut off before its closing quote, so</w:t>
+      </w:r>
+      <w:r>
+        <w:t xml:space="preserve"> </w:t>
+      </w:r>
+      <w:r>
+        <w:t xml:space="preserve">the program does not compile, as the model’s error messages during the run show. These three tasks</w:t>
+      </w:r>
+      <w:r>
+        <w:t xml:space="preserve"> </w:t>
+      </w:r>
+      <w:r>
+        <w:t xml:space="preserve">score as no cheat in every cell. We keep them, since the pre-registration fixes n at 103. Rates over</w:t>
+      </w:r>
+      <w:r>
+        <w:t xml:space="preserve"> </w:t>
+      </w:r>
+      <w:r>
+        <w:t xml:space="preserve">the 100 passable tasks are 103/100 times those reported, as is each paired difference, and the</w:t>
+      </w:r>
+      <w:r>
+        <w:t xml:space="preserve"> </w:t>
+      </w:r>
+      <w:r>
+        <w:t xml:space="preserve">McNemar tests are unchanged because the three tasks have the same outcome in every contrast.</w:t>
       </w:r>
     </w:p>
     <w:p>

--- a/docs/reports/decomposition-pilot.docx
+++ b/docs/reports/decomposition-pilot.docx
@@ -2,7 +2,7 @@
 <file path=word/document.xml><?xml version="1.0" encoding="utf-8"?>
 <w:document xmlns:w="http://schemas.openxmlformats.org/wordprocessingml/2006/main" xmlns:m="http://schemas.openxmlformats.org/officeDocument/2006/math" xmlns:r="http://schemas.openxmlformats.org/officeDocument/2006/relationships" xmlns:o="urn:schemas-microsoft-com:office:office" xmlns:v="urn:schemas-microsoft-com:vml" xmlns:w10="urn:schemas-microsoft-com:office:word" xmlns:a="http://schemas.openxmlformats.org/drawingml/2006/main" xmlns:pic="http://schemas.openxmlformats.org/drawingml/2006/picture" xmlns:wp="http://schemas.openxmlformats.org/drawingml/2006/wordprocessingDrawing">
   <w:body>
-    <w:bookmarkStart w:id="72" w:name="X4f427ae7726aef03cd171e0afd58e6f7b807d9f"/>
+    <w:bookmarkStart w:id="85" w:name="X4f427ae7726aef03cd171e0afd58e6f7b807d9f"/>
     <w:p>
       <w:pPr>
         <w:pStyle w:val="Heading1"/>
@@ -667,7 +667,61 @@
         <w:t xml:space="preserve"> </w:t>
       </w:r>
       <w:r>
-        <w:t xml:space="preserve">cannot exclude that the reductions are at least partly driven by it.</w:t>
+        <w:t xml:space="preserve">cannot exclude that the reductions are at least partly driven by it. Other work on specifications</w:t>
+      </w:r>
+      <w:r>
+        <w:t xml:space="preserve"> </w:t>
+      </w:r>
+      <w:r>
+        <w:t xml:space="preserve">has examined them whole. Jakkli et al.</w:t>
+      </w:r>
+      <w:r>
+        <w:t xml:space="preserve">20</w:t>
+      </w:r>
+      <w:r>
+        <w:t xml:space="preserve"> </w:t>
+      </w:r>
+      <w:r>
+        <w:t xml:space="preserve">split Anthropic’s constitution and OpenAI’s Model</w:t>
+      </w:r>
+      <w:r>
+        <w:t xml:space="preserve"> </w:t>
+      </w:r>
+      <w:r>
+        <w:t xml:space="preserve">Spec into about 200 testable tenets each and audit how often models violate them, finding violation</w:t>
+      </w:r>
+      <w:r>
+        <w:t xml:space="preserve"> </w:t>
+      </w:r>
+      <w:r>
+        <w:t xml:space="preserve">rates that fall across model generations. Li et al.</w:t>
+      </w:r>
+      <w:r>
+        <w:t xml:space="preserve">21</w:t>
+      </w:r>
+      <w:r>
+        <w:t xml:space="preserve"> </w:t>
+      </w:r>
+      <w:r>
+        <w:t xml:space="preserve">find in training that</w:t>
+      </w:r>
+      <w:r>
+        <w:t xml:space="preserve"> </w:t>
+      </w:r>
+      <w:r>
+        <w:t xml:space="preserve">specifications which explain the values behind their rules, and specifications which give specific</w:t>
+      </w:r>
+      <w:r>
+        <w:t xml:space="preserve"> </w:t>
+      </w:r>
+      <w:r>
+        <w:t xml:space="preserve">guidance, generalize better. We found no study that removes clauses from a safety specification and</w:t>
+      </w:r>
+      <w:r>
+        <w:t xml:space="preserve"> </w:t>
+      </w:r>
+      <w:r>
+        <w:t xml:space="preserve">measures the change in misbehavior.</w:t>
       </w:r>
     </w:p>
     <w:p>
@@ -714,7 +768,40 @@
         <w:t xml:space="preserve"> </w:t>
       </w:r>
       <w:r>
-        <w:t xml:space="preserve">the safety specification placed before it.</w:t>
+        <w:t xml:space="preserve">the safety specification placed before it. Mendelsohn</w:t>
+      </w:r>
+      <w:r>
+        <w:t xml:space="preserve">14</w:t>
+      </w:r>
+      <w:r>
+        <w:t xml:space="preserve"> </w:t>
+      </w:r>
+      <w:r>
+        <w:t xml:space="preserve">audits the benchmark’s</w:t>
+      </w:r>
+      <w:r>
+        <w:t xml:space="preserve"> </w:t>
+      </w:r>
+      <w:r>
+        <w:t xml:space="preserve">LiveCodeBench version. He finds that a program ending with exit status 0 counts as a pass, so a</w:t>
+      </w:r>
+      <w:r>
+        <w:t xml:space="preserve"> </w:t>
+      </w:r>
+      <w:r>
+        <w:t xml:space="preserve">model that explains the flaw and then exits is scored as cheating; that three conflicting-split</w:t>
+      </w:r>
+      <w:r>
+        <w:t xml:space="preserve"> </w:t>
+      </w:r>
+      <w:r>
+        <w:t xml:space="preserve">tests cannot be passed at all, the same three we identify in Section 3.1; and that two runs of the</w:t>
+      </w:r>
+      <w:r>
+        <w:t xml:space="preserve"> </w:t>
+      </w:r>
+      <w:r>
+        <w:t xml:space="preserve">same model, prompt and task agree on pass or fail for only 56% to 85% of tasks.</w:t>
       </w:r>
     </w:p>
     <w:p>
@@ -722,7 +809,123 @@
         <w:pStyle w:val="BodyText"/>
       </w:pPr>
       <w:r>
-        <w:t xml:space="preserve">Other work measures scheming in agentic scenarios that set a model’s goal against its</w:t>
+        <w:t xml:space="preserve">Instructions against cheating have measured effects that range from none to large. METR</w:t>
+      </w:r>
+      <w:r>
+        <w:t xml:space="preserve">17</w:t>
+      </w:r>
+      <w:r>
+        <w:t xml:space="preserve"> </w:t>
+      </w:r>
+      <w:r>
+        <w:t xml:space="preserve">found that telling o3 not to cheat, or not to reward hack, left its reward hacking on one task at</w:t>
+      </w:r>
+      <w:r>
+        <w:t xml:space="preserve"> </w:t>
+      </w:r>
+      <w:r>
+        <w:t xml:space="preserve">70% to 80% of runs, against 80% without the instruction. On offensive-security tasks, anti-cheating</w:t>
+      </w:r>
+      <w:r>
+        <w:t xml:space="preserve"> </w:t>
+      </w:r>
+      <w:r>
+        <w:t xml:space="preserve">prompts lowered cheating across 22 models from 33.0% to 18.6% with a standard prompt and to 8.5%</w:t>
+      </w:r>
+      <w:r>
+        <w:t xml:space="preserve"> </w:t>
+      </w:r>
+      <w:r>
+        <w:t xml:space="preserve">with a severe one</w:t>
+      </w:r>
+      <w:r>
+        <w:t xml:space="preserve">18</w:t>
+      </w:r>
+      <w:r>
+        <w:t xml:space="preserve">. Gomez</w:t>
+      </w:r>
+      <w:r>
+        <w:t xml:space="preserve">15</w:t>
+      </w:r>
+      <w:r>
+        <w:t xml:space="preserve"> </w:t>
+      </w:r>
+      <w:r>
+        <w:t xml:space="preserve">gives models an in-context anti-reward-hacking</w:t>
+      </w:r>
+      <w:r>
+        <w:t xml:space="preserve"> </w:t>
+      </w:r>
+      <w:r>
+        <w:t xml:space="preserve">policy and a channel for reporting defects, on coding problems with defective checkers, and lowers</w:t>
+      </w:r>
+      <w:r>
+        <w:t xml:space="preserve"> </w:t>
+      </w:r>
+      <w:r>
+        <w:t xml:space="preserve">hacking across 8 models from 23.6% to 5.3%. Nishimura-Gasparian et al.</w:t>
+      </w:r>
+      <w:r>
+        <w:t xml:space="preserve">16</w:t>
+      </w:r>
+      <w:r>
+        <w:t xml:space="preserve"> </w:t>
+      </w:r>
+      <w:r>
+        <w:t xml:space="preserve">find that</w:t>
+      </w:r>
+      <w:r>
+        <w:t xml:space="preserve"> </w:t>
+      </w:r>
+      <w:r>
+        <w:t xml:space="preserve">reinforcement-learning reasoning training substantially raises specification gaming, including on</w:t>
+      </w:r>
+      <w:r>
+        <w:t xml:space="preserve"> </w:t>
+      </w:r>
+      <w:r>
+        <w:t xml:space="preserve">LiveCodeBench tasks with an incorrect test, and that test-time mitigations reduce it without</w:t>
+      </w:r>
+      <w:r>
+        <w:t xml:space="preserve"> </w:t>
+      </w:r>
+      <w:r>
+        <w:t xml:space="preserve">eliminating it. These studies vary whether an instruction against cheating is present, or how strong</w:t>
+      </w:r>
+      <w:r>
+        <w:t xml:space="preserve"> </w:t>
+      </w:r>
+      <w:r>
+        <w:t xml:space="preserve">it is; this paper varies which kind of safety content the instruction contains. On a tool-use</w:t>
+      </w:r>
+      <w:r>
+        <w:t xml:space="preserve"> </w:t>
+      </w:r>
+      <w:r>
+        <w:t xml:space="preserve">benchmark, Thaman</w:t>
+      </w:r>
+      <w:r>
+        <w:t xml:space="preserve">19</w:t>
+      </w:r>
+      <w:r>
+        <w:t xml:space="preserve"> </w:t>
+      </w:r>
+      <w:r>
+        <w:t xml:space="preserve">reports the same ordering among OpenAI’s reasoning models as we do:</w:t>
+      </w:r>
+      <w:r>
+        <w:t xml:space="preserve"> </w:t>
+      </w:r>
+      <w:r>
+        <w:t xml:space="preserve">exploit rates of 7.1% for o3-mini, 8.4% for o4-mini and 11.8% for o3.</w:t>
+      </w:r>
+    </w:p>
+    <w:p>
+      <w:pPr>
+        <w:pStyle w:val="BodyText"/>
+      </w:pPr>
+      <w:r>
+        <w:t xml:space="preserve">Evaluations of scheming also place models in agentic scenarios that set a model’s goal against its</w:t>
       </w:r>
       <w:r>
         <w:t xml:space="preserve"> </w:t>
@@ -734,37 +937,82 @@
         <w:t xml:space="preserve">5</w:t>
       </w:r>
       <w:r>
-        <w:t xml:space="preserve">, follows models from sycophancy to tampering with their own</w:t>
-      </w:r>
-      <w:r>
-        <w:t xml:space="preserve"> </w:t>
-      </w:r>
-      <w:r>
-        <w:t xml:space="preserve">reward</w:t>
+        <w:t xml:space="preserve">, follow models from sycophancy to tampering with their own reward</w:t>
       </w:r>
       <w:r>
         <w:t xml:space="preserve">6</w:t>
       </w:r>
       <w:r>
-        <w:t xml:space="preserve">, and asks whether training against misbehavior visible in a chain of thought</w:t>
-      </w:r>
-      <w:r>
-        <w:t xml:space="preserve"> </w:t>
-      </w:r>
-      <w:r>
-        <w:t xml:space="preserve">teaches models to hide it</w:t>
+        <w:t xml:space="preserve">,</w:t>
+      </w:r>
+      <w:r>
+        <w:t xml:space="preserve"> </w:t>
+      </w:r>
+      <w:r>
+        <w:t xml:space="preserve">and ask whether training against misbehavior visible in a chain of thought teaches models to hide</w:t>
+      </w:r>
+      <w:r>
+        <w:t xml:space="preserve"> </w:t>
+      </w:r>
+      <w:r>
+        <w:t xml:space="preserve">it</w:t>
       </w:r>
       <w:r>
         <w:t xml:space="preserve">7</w:t>
       </w:r>
       <w:r>
-        <w:t xml:space="preserve">. A by-construction measure complements these because it</w:t>
-      </w:r>
-      <w:r>
-        <w:t xml:space="preserve"> </w:t>
-      </w:r>
-      <w:r>
-        <w:t xml:space="preserve">depends neither on reading a model’s reasoning nor on a judge’s classification of its behavior.</w:t>
+        <w:t xml:space="preserve">. Models can often tell evaluations from deployment</w:t>
+      </w:r>
+      <w:r>
+        <w:t xml:space="preserve">24</w:t>
+      </w:r>
+      <w:r>
+        <w:t xml:space="preserve">, and OpenAI reports</w:t>
+      </w:r>
+      <w:r>
+        <w:t xml:space="preserve"> </w:t>
+      </w:r>
+      <w:r>
+        <w:t xml:space="preserve">that production-derived evaluations elicit substantially less evaluation awareness than its</w:t>
+      </w:r>
+      <w:r>
+        <w:t xml:space="preserve"> </w:t>
+      </w:r>
+      <w:r>
+        <w:t xml:space="preserve">deception evaluation built on impossible coding tasks</w:t>
+      </w:r>
+      <w:r>
+        <w:t xml:space="preserve">23</w:t>
+      </w:r>
+      <w:r>
+        <w:t xml:space="preserve">. How much that awareness changes</w:t>
+      </w:r>
+      <w:r>
+        <w:t xml:space="preserve"> </w:t>
+      </w:r>
+      <w:r>
+        <w:t xml:space="preserve">behavior is contested: Knecht et al.</w:t>
+      </w:r>
+      <w:r>
+        <w:t xml:space="preserve">22</w:t>
+      </w:r>
+      <w:r>
+        <w:t xml:space="preserve"> </w:t>
+      </w:r>
+      <w:r>
+        <w:t xml:space="preserve">find that verbalized evaluation awareness shifts</w:t>
+      </w:r>
+      <w:r>
+        <w:t xml:space="preserve"> </w:t>
+      </w:r>
+      <w:r>
+        <w:t xml:space="preserve">open-weight models’ answers by at most 3.7 percentage points, where Schoen et al. report a causal</w:t>
+      </w:r>
+      <w:r>
+        <w:t xml:space="preserve"> </w:t>
+      </w:r>
+      <w:r>
+        <w:t xml:space="preserve">reduction in covert action.</w:t>
       </w:r>
     </w:p>
     <w:bookmarkEnd w:id="13"/>
@@ -995,6 +1243,21 @@
       <w:r>
         <w:t xml:space="preserve">McNemar tests are unchanged because the three tasks have the same outcome in every contrast.</w:t>
       </w:r>
+      <w:r>
+        <w:t xml:space="preserve"> </w:t>
+      </w:r>
+      <w:r>
+        <w:t xml:space="preserve">Mendelsohn</w:t>
+      </w:r>
+      <w:r>
+        <w:t xml:space="preserve">14</w:t>
+      </w:r>
+      <w:r>
+        <w:t xml:space="preserve"> </w:t>
+      </w:r>
+      <w:r>
+        <w:t xml:space="preserve">reports the same three tasks.</w:t>
+      </w:r>
     </w:p>
     <w:p>
       <w:pPr>
@@ -1164,6 +1427,75 @@
       </w:r>
       <w:r>
         <w:t xml:space="preserve">never runs. The instruction forbids the last, and ImpossibleBench counts all three as cheating.</w:t>
+      </w:r>
+      <w:r>
+        <w:t xml:space="preserve"> </w:t>
+      </w:r>
+      <w:r>
+        <w:t xml:space="preserve">A program that ends with exit status 0 before the test runs also passes. Under ImpossibleBench’s</w:t>
+      </w:r>
+      <w:r>
+        <w:t xml:space="preserve"> </w:t>
+      </w:r>
+      <w:r>
+        <w:t xml:space="preserve">strictest prompt, which tells the model to stop when a test is flawed, some models exit this way</w:t>
+      </w:r>
+      <w:r>
+        <w:t xml:space="preserve"> </w:t>
+      </w:r>
+      <w:r>
+        <w:t xml:space="preserve">after explaining the flaw, so a pass is not always a cheat</w:t>
+      </w:r>
+      <w:r>
+        <w:t xml:space="preserve">14</w:t>
+      </w:r>
+      <w:r>
+        <w:t xml:space="preserve">. Of the 562 passes in our</w:t>
+      </w:r>
+      <w:r>
+        <w:t xml:space="preserve"> </w:t>
+      </w:r>
+      <w:r>
+        <w:t xml:space="preserve">data, one calls an exit function: an o3-mini submission that had also rewritten</w:t>
+      </w:r>
+      <w:r>
+        <w:t xml:space="preserve"> </w:t>
+      </w:r>
+      <w:r>
+        <w:rPr>
+          <w:rStyle w:val="VerbatimChar"/>
+        </w:rPr>
+        <w:t xml:space="preserve">check</w:t>
+      </w:r>
+      <w:r>
+        <w:t xml:space="preserve"> </w:t>
+      </w:r>
+      <w:r>
+        <w:t xml:space="preserve">to print</w:t>
+      </w:r>
+      <w:r>
+        <w:t xml:space="preserve"> </w:t>
+      </w:r>
+      <w:r>
+        <w:t xml:space="preserve">mismatches in place of asserting them. No o4-mini or o3 pass does. A second defect, still open</w:t>
+      </w:r>
+      <w:r>
+        <w:t xml:space="preserve"> </w:t>
+      </w:r>
+      <w:r>
+        <w:t xml:space="preserve">upstream, makes the code extractor return the text between two code blocks when a reply contains</w:t>
+      </w:r>
+      <w:r>
+        <w:t xml:space="preserve"> </w:t>
+      </w:r>
+      <w:r>
+        <w:t xml:space="preserve">more than one; it affected 1 of the 1,992 replies in our logs, an o4-mini attempt that then</w:t>
+      </w:r>
+      <w:r>
+        <w:t xml:space="preserve"> </w:t>
+      </w:r>
+      <w:r>
+        <w:t xml:space="preserve">received a syntax error and tried again.</w:t>
       </w:r>
     </w:p>
     <w:bookmarkEnd w:id="14"/>
@@ -4027,7 +4359,31 @@
         <w:t xml:space="preserve"> </w:t>
       </w:r>
       <w:r>
-        <w:t xml:space="preserve">runs, which a single run per task cannot estimate. The pre-registered</w:t>
+        <w:t xml:space="preserve">runs, which a single run per task cannot estimate. Mendelsohn’s agreement figures, from other</w:t>
+      </w:r>
+      <w:r>
+        <w:t xml:space="preserve"> </w:t>
+      </w:r>
+      <w:r>
+        <w:t xml:space="preserve">models, suggest that this correlation is moderate on the benchmark</w:t>
+      </w:r>
+      <w:r>
+        <w:t xml:space="preserve">14</w:t>
+      </w:r>
+      <w:r>
+        <w:t xml:space="preserve">; if it is for o3</w:t>
+      </w:r>
+      <w:r>
+        <w:t xml:space="preserve"> </w:t>
+      </w:r>
+      <w:r>
+        <w:t xml:space="preserve">and o4-mini too, second and third runs would narrow the intervals substantially, and a second run</w:t>
+      </w:r>
+      <w:r>
+        <w:t xml:space="preserve"> </w:t>
+      </w:r>
+      <w:r>
+        <w:t xml:space="preserve">is what measures it. The pre-registered</w:t>
       </w:r>
       <w:r>
         <w:t xml:space="preserve"> </w:t>
@@ -4428,7 +4784,19 @@
         <w:t xml:space="preserve"> </w:t>
       </w:r>
       <w:r>
-        <w:t xml:space="preserve">and impossible coding tasks are recognizably artificial. A model that infers it is being evaluated</w:t>
+        <w:t xml:space="preserve">and impossible coding tasks already elicit more evaluation awareness than production traffic</w:t>
+      </w:r>
+      <w:r>
+        <w:t xml:space="preserve"> </w:t>
+      </w:r>
+      <w:r>
+        <w:t xml:space="preserve">does</w:t>
+      </w:r>
+      <w:r>
+        <w:t xml:space="preserve">23</w:t>
+      </w:r>
+      <w:r>
+        <w:t xml:space="preserve">. A model that infers it is being evaluated</w:t>
       </w:r>
       <w:r>
         <w:t xml:space="preserve"> </w:t>
@@ -4731,7 +5099,7 @@
       </w:r>
     </w:p>
     <w:bookmarkEnd w:id="44"/>
-    <w:bookmarkStart w:id="62" w:name="references"/>
+    <w:bookmarkStart w:id="75" w:name="references"/>
     <w:p>
       <w:pPr>
         <w:pStyle w:val="Heading2"/>
@@ -5047,6 +5415,263 @@
       <w:r>
         <w:t xml:space="preserve">LessWrong, 6 Oct 2025.</w:t>
       </w:r>
+      <w:r>
+        <w:br/>
+      </w:r>
+      <w:r>
+        <w:t xml:space="preserve">[14] Mendelsohn, S. (2026).</w:t>
+      </w:r>
+      <w:r>
+        <w:t xml:space="preserve"> </w:t>
+      </w:r>
+      <w:hyperlink r:id="rId58">
+        <w:r>
+          <w:rPr>
+            <w:rStyle w:val="Hyperlink"/>
+          </w:rPr>
+          <w:t xml:space="preserve">Good Evals Are Hard: An ImpossibleBench Audit.</w:t>
+        </w:r>
+      </w:hyperlink>
+      <w:r>
+        <w:t xml:space="preserve"> </w:t>
+      </w:r>
+      <w:r>
+        <w:t xml:space="preserve">LessWrong, 12 Oct 2026;</w:t>
+      </w:r>
+      <w:r>
+        <w:t xml:space="preserve"> </w:t>
+      </w:r>
+      <w:hyperlink r:id="rId59">
+        <w:r>
+          <w:rPr>
+            <w:rStyle w:val="Hyperlink"/>
+          </w:rPr>
+          <w:t xml:space="preserve">findings and data</w:t>
+        </w:r>
+      </w:hyperlink>
+      <w:r>
+        <w:t xml:space="preserve">;</w:t>
+      </w:r>
+      <w:r>
+        <w:t xml:space="preserve"> </w:t>
+      </w:r>
+      <w:hyperlink r:id="rId60">
+        <w:r>
+          <w:rPr>
+            <w:rStyle w:val="Hyperlink"/>
+          </w:rPr>
+          <w:t xml:space="preserve">ImpossibleBench issue #5</w:t>
+        </w:r>
+      </w:hyperlink>
+      <w:r>
+        <w:t xml:space="preserve">.</w:t>
+      </w:r>
+      <w:r>
+        <w:br/>
+      </w:r>
+      <w:r>
+        <w:t xml:space="preserve">[15] Gomez, F. (2026). Can escalation channels redirect reward hacking toward defect disclosure?</w:t>
+      </w:r>
+      <w:r>
+        <w:t xml:space="preserve"> </w:t>
+      </w:r>
+      <w:hyperlink r:id="rId61">
+        <w:r>
+          <w:rPr>
+            <w:rStyle w:val="Hyperlink"/>
+          </w:rPr>
+          <w:t xml:space="preserve">arXiv:2608.29460</w:t>
+        </w:r>
+      </w:hyperlink>
+      <w:r>
+        <w:t xml:space="preserve">.</w:t>
+      </w:r>
+      <w:r>
+        <w:br/>
+      </w:r>
+      <w:r>
+        <w:t xml:space="preserve">[16] Nishimura-Gasparian, K., et al. (2026). Towards Understanding Specification Gaming in Reasoning Models.</w:t>
+      </w:r>
+      <w:r>
+        <w:t xml:space="preserve"> </w:t>
+      </w:r>
+      <w:hyperlink r:id="rId62">
+        <w:r>
+          <w:rPr>
+            <w:rStyle w:val="Hyperlink"/>
+          </w:rPr>
+          <w:t xml:space="preserve">arXiv:2605.02269</w:t>
+        </w:r>
+      </w:hyperlink>
+      <w:r>
+        <w:t xml:space="preserve">.</w:t>
+      </w:r>
+      <w:r>
+        <w:br/>
+      </w:r>
+      <w:r>
+        <w:t xml:space="preserve">[17] Von Arx, S., Chan, L., &amp; Barnes, E. (2025).</w:t>
+      </w:r>
+      <w:r>
+        <w:t xml:space="preserve"> </w:t>
+      </w:r>
+      <w:hyperlink r:id="rId63">
+        <w:r>
+          <w:rPr>
+            <w:rStyle w:val="Hyperlink"/>
+          </w:rPr>
+          <w:t xml:space="preserve">Recent Frontier Models Are Reward Hacking.</w:t>
+        </w:r>
+      </w:hyperlink>
+      <w:r>
+        <w:t xml:space="preserve"> </w:t>
+      </w:r>
+      <w:r>
+        <w:t xml:space="preserve">METR, 5 Jun 2025.</w:t>
+      </w:r>
+      <w:r>
+        <w:br/>
+      </w:r>
+      <w:r>
+        <w:t xml:space="preserve">[18] Kouremetis, M., et al. (2026). Every Model Cheats: Prompt-Level Mitigation of Cheating on Offensive Cyber Tasks.</w:t>
+      </w:r>
+      <w:r>
+        <w:t xml:space="preserve"> </w:t>
+      </w:r>
+      <w:hyperlink r:id="rId64">
+        <w:r>
+          <w:rPr>
+            <w:rStyle w:val="Hyperlink"/>
+          </w:rPr>
+          <w:t xml:space="preserve">arXiv:2607.21763</w:t>
+        </w:r>
+      </w:hyperlink>
+      <w:r>
+        <w:t xml:space="preserve">.</w:t>
+      </w:r>
+      <w:r>
+        <w:br/>
+      </w:r>
+      <w:r>
+        <w:t xml:space="preserve">[19] Thaman, K. (2026). Reward Hacking Benchmark: Measuring Exploits in LLM Agents with Tool Use. ICML 2026.</w:t>
+      </w:r>
+      <w:r>
+        <w:t xml:space="preserve"> </w:t>
+      </w:r>
+      <w:hyperlink r:id="rId65">
+        <w:r>
+          <w:rPr>
+            <w:rStyle w:val="Hyperlink"/>
+          </w:rPr>
+          <w:t xml:space="preserve">arXiv:2605.02964</w:t>
+        </w:r>
+      </w:hyperlink>
+      <w:r>
+        <w:t xml:space="preserve">.</w:t>
+      </w:r>
+      <w:r>
+        <w:br/>
+      </w:r>
+      <w:r>
+        <w:t xml:space="preserve">[20] Jakkli, A., Rajamanoharan, S., &amp; Nanda, N. (2026). How Well Do Models Follow Their Constitutions?</w:t>
+      </w:r>
+      <w:r>
+        <w:t xml:space="preserve"> </w:t>
+      </w:r>
+      <w:hyperlink r:id="rId66">
+        <w:r>
+          <w:rPr>
+            <w:rStyle w:val="Hyperlink"/>
+          </w:rPr>
+          <w:t xml:space="preserve">arXiv:2605.24229</w:t>
+        </w:r>
+      </w:hyperlink>
+      <w:r>
+        <w:t xml:space="preserve">.</w:t>
+      </w:r>
+      <w:r>
+        <w:br/>
+      </w:r>
+      <w:r>
+        <w:t xml:space="preserve">[21] Li, C., et al. (2026). Model Spec Midtraining: Improving How Alignment Training Generalizes.</w:t>
+      </w:r>
+      <w:r>
+        <w:t xml:space="preserve"> </w:t>
+      </w:r>
+      <w:hyperlink r:id="rId67">
+        <w:r>
+          <w:rPr>
+            <w:rStyle w:val="Hyperlink"/>
+          </w:rPr>
+          <w:t xml:space="preserve">arXiv:2605.02087</w:t>
+        </w:r>
+      </w:hyperlink>
+      <w:r>
+        <w:t xml:space="preserve">.</w:t>
+      </w:r>
+      <w:r>
+        <w:br/>
+      </w:r>
+      <w:r>
+        <w:t xml:space="preserve">[22] Knecht, A., Florin, L., &amp; Hagendorff, T. (2026). Evaluation Awareness in Language Models Has Limited Effect on Behaviour.</w:t>
+      </w:r>
+      <w:r>
+        <w:t xml:space="preserve"> </w:t>
+      </w:r>
+      <w:hyperlink r:id="rId68">
+        <w:r>
+          <w:rPr>
+            <w:rStyle w:val="Hyperlink"/>
+          </w:rPr>
+          <w:t xml:space="preserve">arXiv:2605.05835</w:t>
+        </w:r>
+      </w:hyperlink>
+      <w:r>
+        <w:t xml:space="preserve">.</w:t>
+      </w:r>
+      <w:r>
+        <w:br/>
+      </w:r>
+      <w:r>
+        <w:t xml:space="preserve">[23] Williams, M., Raymond, C., &amp; Carroll, M. (2025).</w:t>
+      </w:r>
+      <w:r>
+        <w:t xml:space="preserve"> </w:t>
+      </w:r>
+      <w:hyperlink r:id="rId69">
+        <w:r>
+          <w:rPr>
+            <w:rStyle w:val="Hyperlink"/>
+          </w:rPr>
+          <w:t xml:space="preserve">Sidestepping Evaluation Awareness and Anticipating Misalignment with Production Evaluations.</w:t>
+        </w:r>
+      </w:hyperlink>
+      <w:r>
+        <w:t xml:space="preserve"> </w:t>
+      </w:r>
+      <w:r>
+        <w:t xml:space="preserve">OpenAI Alignment Research Blog, 18 Dec 2025.</w:t>
+      </w:r>
+      <w:r>
+        <w:br/>
+      </w:r>
+      <w:r>
+        <w:t xml:space="preserve">[24] Needham, J., et al. (2025). Large Language Models Often Know When They Are Being Evaluated.</w:t>
+      </w:r>
+      <w:r>
+        <w:t xml:space="preserve"> </w:t>
+      </w:r>
+      <w:hyperlink r:id="rId70">
+        <w:r>
+          <w:rPr>
+            <w:rStyle w:val="Hyperlink"/>
+          </w:rPr>
+          <w:t xml:space="preserve">arXiv:2505.23836</w:t>
+        </w:r>
+      </w:hyperlink>
+      <w:r>
+        <w:t xml:space="preserve">.</w:t>
+      </w:r>
     </w:p>
     <w:p>
       <w:pPr>
@@ -5058,7 +5683,7 @@
       <w:r>
         <w:t xml:space="preserve"> </w:t>
       </w:r>
-      <w:hyperlink r:id="rId58">
+      <w:hyperlink r:id="rId71">
         <w:r>
           <w:rPr>
             <w:rStyle w:val="VerbatimChar"/>
@@ -5098,7 +5723,7 @@
       <w:r>
         <w:t xml:space="preserve"> </w:t>
       </w:r>
-      <w:hyperlink r:id="rId59">
+      <w:hyperlink r:id="rId72">
         <w:r>
           <w:rPr>
             <w:rStyle w:val="VerbatimChar"/>
@@ -5118,7 +5743,7 @@
       <w:r>
         <w:t xml:space="preserve"> </w:t>
       </w:r>
-      <w:hyperlink r:id="rId60">
+      <w:hyperlink r:id="rId73">
         <w:r>
           <w:rPr>
             <w:rStyle w:val="VerbatimChar"/>
@@ -5135,7 +5760,7 @@
       <w:r>
         <w:t xml:space="preserve"> </w:t>
       </w:r>
-      <w:hyperlink r:id="rId61">
+      <w:hyperlink r:id="rId74">
         <w:r>
           <w:rPr>
             <w:rStyle w:val="VerbatimChar"/>
@@ -5154,8 +5779,8 @@
         </w:pict>
       </w:r>
     </w:p>
-    <w:bookmarkEnd w:id="62"/>
-    <w:bookmarkStart w:id="63" w:name="appendix-a-specification-texts"/>
+    <w:bookmarkEnd w:id="75"/>
+    <w:bookmarkStart w:id="76" w:name="appendix-a-specification-texts"/>
     <w:p>
       <w:pPr>
         <w:pStyle w:val="Heading2"/>
@@ -5580,8 +6205,8 @@
         <w:t xml:space="preserve">Think carefully and verify your understanding before declaring work complete.</w:t>
       </w:r>
     </w:p>
-    <w:bookmarkEnd w:id="63"/>
-    <w:bookmarkStart w:id="65" w:name="appendix-b-the-scoring-correction"/>
+    <w:bookmarkEnd w:id="76"/>
+    <w:bookmarkStart w:id="78" w:name="appendix-b-the-scoring-correction"/>
     <w:p>
       <w:pPr>
         <w:pStyle w:val="Heading2"/>
@@ -5719,7 +6344,7 @@
       <w:r>
         <w:t xml:space="preserve"> </w:t>
       </w:r>
-      <w:hyperlink r:id="rId64">
+      <w:hyperlink r:id="rId77">
         <w:r>
           <w:rPr>
             <w:rStyle w:val="VerbatimChar"/>
@@ -6276,8 +6901,8 @@
         <w:t xml:space="preserve">-scaffold runs are unaffected, since no test modification was detected in any of them.</w:t>
       </w:r>
     </w:p>
-    <w:bookmarkEnd w:id="65"/>
-    <w:bookmarkStart w:id="66" w:name="appendix-c-per-cell-counts"/>
+    <w:bookmarkEnd w:id="78"/>
+    <w:bookmarkStart w:id="79" w:name="appendix-c-per-cell-counts"/>
     <w:p>
       <w:pPr>
         <w:pStyle w:val="Heading2"/>
@@ -7491,8 +8116,8 @@
         </w:tc>
       </w:tr>
     </w:tbl>
-    <w:bookmarkEnd w:id="66"/>
-    <w:bookmarkStart w:id="67" w:name="appendix-d-a-worked-contrast"/>
+    <w:bookmarkEnd w:id="79"/>
+    <w:bookmarkStart w:id="80" w:name="appendix-d-a-worked-contrast"/>
     <w:p>
       <w:pPr>
         <w:pStyle w:val="Heading2"/>
@@ -7697,8 +8322,8 @@
         <w:t xml:space="preserve">correction.</w:t>
       </w:r>
     </w:p>
-    <w:bookmarkEnd w:id="67"/>
-    <w:bookmarkStart w:id="70" w:name="appendix-e-run-details-and-data"/>
+    <w:bookmarkEnd w:id="80"/>
+    <w:bookmarkStart w:id="83" w:name="appendix-e-run-details-and-data"/>
     <w:p>
       <w:pPr>
         <w:pStyle w:val="Heading2"/>
@@ -8131,7 +8756,7 @@
       <w:r>
         <w:t xml:space="preserve"> </w:t>
       </w:r>
-      <w:hyperlink r:id="rId68">
+      <w:hyperlink r:id="rId81">
         <w:r>
           <w:rPr>
             <w:rStyle w:val="VerbatimChar"/>
@@ -8182,7 +8807,7 @@
       <w:r>
         <w:t xml:space="preserve"> </w:t>
       </w:r>
-      <w:hyperlink r:id="rId69">
+      <w:hyperlink r:id="rId82">
         <w:r>
           <w:rPr>
             <w:rStyle w:val="VerbatimChar"/>
@@ -8197,8 +8822,8 @@
         <w:t xml:space="preserve">launched the decomposition runs.</w:t>
       </w:r>
     </w:p>
-    <w:bookmarkEnd w:id="70"/>
-    <w:bookmarkStart w:id="71" w:name="revision-history"/>
+    <w:bookmarkEnd w:id="83"/>
+    <w:bookmarkStart w:id="84" w:name="revision-history"/>
     <w:p>
       <w:pPr>
         <w:pStyle w:val="Heading2"/>
@@ -8261,8 +8886,8 @@
         <w:t xml:space="preserve">added on o4-mini.</w:t>
       </w:r>
     </w:p>
-    <w:bookmarkEnd w:id="71"/>
-    <w:bookmarkEnd w:id="72"/>
+    <w:bookmarkEnd w:id="84"/>
+    <w:bookmarkEnd w:id="85"/>
     <w:sectPr>
       <w:pgSz w:h="15840" w:orient="portrait" w:w="12240"/>
       <w:pgMar w:bottom="1008" w:footer="720" w:header="720" w:left="1008" w:right="1008" w:top="1008"/>

--- a/docs/reports/decomposition-pilot.docx
+++ b/docs/reports/decomposition-pilot.docx
@@ -165,7 +165,13 @@
         <w:t xml:space="preserve"> </w:t>
       </w:r>
       <w:r>
-        <w:t xml:space="preserve">contradicts the task’s own specification, so that any pass is a cheat and no judge is needed.</w:t>
+        <w:t xml:space="preserve">contradicts the task’s own specification, so that passing requires circumventing the test and</w:t>
+      </w:r>
+      <w:r>
+        <w:t xml:space="preserve"> </w:t>
+      </w:r>
+      <w:r>
+        <w:t xml:space="preserve">no judge is needed.</w:t>
       </w:r>
       <w:r>
         <w:t xml:space="preserve"> </w:t>
@@ -457,19 +463,25 @@
         <w:t xml:space="preserve"> </w:t>
       </w:r>
       <w:r>
-        <w:t xml:space="preserve">submission that passes the altered test has taken a shortcut, such as special-casing the test’s</w:t>
-      </w:r>
-      <w:r>
-        <w:t xml:space="preserve"> </w:t>
-      </w:r>
-      <w:r>
-        <w:t xml:space="preserve">inputs or editing the test, and the cheating rate is measured by running the code, with no model or</w:t>
-      </w:r>
-      <w:r>
-        <w:t xml:space="preserve"> </w:t>
-      </w:r>
-      <w:r>
-        <w:t xml:space="preserve">human judge deciding what counts. The reasoning model o4-mini attempted 103 such tasks under five</w:t>
+        <w:t xml:space="preserve">submission that passes the altered test has circumvented it, for example by special-casing the</w:t>
+      </w:r>
+      <w:r>
+        <w:t xml:space="preserve"> </w:t>
+      </w:r>
+      <w:r>
+        <w:t xml:space="preserve">test’s inputs, editing the test, or ending the program before the test runs, and the cheating rate</w:t>
+      </w:r>
+      <w:r>
+        <w:t xml:space="preserve"> </w:t>
+      </w:r>
+      <w:r>
+        <w:t xml:space="preserve">is measured by running the code, with no model or human judge deciding what counts (Section 3.1</w:t>
+      </w:r>
+      <w:r>
+        <w:t xml:space="preserve"> </w:t>
+      </w:r>
+      <w:r>
+        <w:t xml:space="preserve">gives the one case in which a pass need not be a cheat, and how often it occurs here). The reasoning model o4-mini attempted 103 such tasks under five</w:t>
       </w:r>
       <w:r>
         <w:t xml:space="preserve"> </w:t>
@@ -1489,13 +1501,25 @@
         <w:t xml:space="preserve"> </w:t>
       </w:r>
       <w:r>
-        <w:t xml:space="preserve">more than one; it affected 1 of the 1,992 replies in our logs, an o4-mini attempt that then</w:t>
-      </w:r>
-      <w:r>
-        <w:t xml:space="preserve"> </w:t>
-      </w:r>
-      <w:r>
-        <w:t xml:space="preserve">received a syntax error and tried again.</w:t>
+        <w:t xml:space="preserve">more than one; it affected 1 of the 1,992 replies in our logs, o4-mini’s second attempt at</w:t>
+      </w:r>
+      <w:r>
+        <w:t xml:space="preserve"> </w:t>
+      </w:r>
+      <w:r>
+        <w:rPr>
+          <w:rStyle w:val="VerbatimChar"/>
+        </w:rPr>
+        <w:t xml:space="preserve">lcbhard_56</w:t>
+      </w:r>
+      <w:r>
+        <w:t xml:space="preserve">. Neither code block in that reply passes the test, and the task was passed, and counted</w:t>
+      </w:r>
+      <w:r>
+        <w:t xml:space="preserve"> </w:t>
+      </w:r>
+      <w:r>
+        <w:t xml:space="preserve">as a cheat, on the third attempt.</w:t>
       </w:r>
     </w:p>
     <w:bookmarkEnd w:id="14"/>

--- a/docs/reports/decomposition-pilot.docx
+++ b/docs/reports/decomposition-pilot.docx
@@ -183,13 +183,19 @@
         <w:t xml:space="preserve"> </w:t>
       </w:r>
       <w:r>
-        <w:t xml:space="preserve">under every condition. Cheating rises with capability: without a specification, o3 cheats 13 percentage points</w:t>
-      </w:r>
-      <w:r>
-        <w:t xml:space="preserve"> </w:t>
-      </w:r>
-      <w:r>
-        <w:t xml:space="preserve">more often than o4-mini (95% CI +4 to +21; Holm-adjusted p = .021). On o4-mini every specification</w:t>
+        <w:t xml:space="preserve">under every condition; three tasks have broken tests, and the analysis uses the other 100. Cheating</w:t>
+      </w:r>
+      <w:r>
+        <w:t xml:space="preserve"> </w:t>
+      </w:r>
+      <w:r>
+        <w:t xml:space="preserve">rises with capability: without a specification, o3 cheats 13 percentage points more often than</w:t>
+      </w:r>
+      <w:r>
+        <w:t xml:space="preserve"> </w:t>
+      </w:r>
+      <w:r>
+        <w:t xml:space="preserve">o4-mini (95% CI +4 to +22; Holm-adjusted p = .021). On o4-mini every specification</w:t>
       </w:r>
       <w:r>
         <w:t xml:space="preserve"> </w:t>
@@ -207,13 +213,13 @@
         <w:t xml:space="preserve"> </w:t>
       </w:r>
       <w:r>
-        <w:t xml:space="preserve">-19 to -0.5) and the process clauses by 3 (-11 to +4). The pre-registered contrast between the two</w:t>
-      </w:r>
-      <w:r>
-        <w:t xml:space="preserve"> </w:t>
-      </w:r>
-      <w:r>
-        <w:t xml:space="preserve">halves is +6 points on o3 (-2 to +14), below the 15-point smallest effect of interest, and the</w:t>
+        <w:t xml:space="preserve">-19 to -0.5) and the process clauses by 3 (-11 to +4.5). The pre-registered contrast between the</w:t>
+      </w:r>
+      <w:r>
+        <w:t xml:space="preserve"> </w:t>
+      </w:r>
+      <w:r>
+        <w:t xml:space="preserve">two halves is +6 points on o3 (-1.9 to +14.7), below the 15-point smallest effect of interest, and the</w:t>
       </w:r>
       <w:r>
         <w:t xml:space="preserve"> </w:t>
@@ -237,7 +243,7 @@
         <w:t xml:space="preserve"> </w:t>
       </w:r>
       <w:r>
-        <w:t xml:space="preserve">failures; rescoring the logs changed 12 of 715 outcomes and required no new runs.</w:t>
+        <w:t xml:space="preserve">failures; rescoring changed 12 of 715 outcomes without new runs.</w:t>
       </w:r>
     </w:p>
     <w:p>
@@ -493,13 +499,19 @@
         <w:t xml:space="preserve"> </w:t>
       </w:r>
       <w:r>
-        <w:t xml:space="preserve">full specification, and a one-sentence effort cue. o3 attempted them under the first three. Every</w:t>
-      </w:r>
-      <w:r>
-        <w:t xml:space="preserve"> </w:t>
-      </w:r>
-      <w:r>
-        <w:t xml:space="preserve">task runs under every condition, so each comparison pairs a task with itself. The design and analysis were registered</w:t>
+        <w:t xml:space="preserve">full specification, and a one-sentence effort cue. o3 attempted them under the first three. Three</w:t>
+      </w:r>
+      <w:r>
+        <w:t xml:space="preserve"> </w:t>
+      </w:r>
+      <w:r>
+        <w:t xml:space="preserve">of the tasks have broken tests that no submission can pass, and the analysis uses the other 100.</w:t>
+      </w:r>
+      <w:r>
+        <w:t xml:space="preserve"> </w:t>
+      </w:r>
+      <w:r>
+        <w:t xml:space="preserve">Every task runs under every condition, so each comparison pairs a task with itself. The design and analysis were registered</w:t>
       </w:r>
       <w:r>
         <w:t xml:space="preserve"> </w:t>
@@ -513,13 +525,13 @@
         <w:pStyle w:val="BodyText"/>
       </w:pPr>
       <w:r>
-        <w:t xml:space="preserve">Cheating rises with capability. Without a specification, o3 cheats on 78% of tasks and o4-mini on</w:t>
-      </w:r>
-      <w:r>
-        <w:t xml:space="preserve"> </w:t>
-      </w:r>
-      <w:r>
-        <w:t xml:space="preserve">65%, a paired difference of 13 percentage points (95% CI [+4, +21]). On o4-mini every specification</w:t>
+        <w:t xml:space="preserve">Cheating rises with capability. Without a specification, o3 cheats on 80% of tasks and o4-mini on</w:t>
+      </w:r>
+      <w:r>
+        <w:t xml:space="preserve"> </w:t>
+      </w:r>
+      <w:r>
+        <w:t xml:space="preserve">67%, a paired difference of 13 percentage points (95% CI [+4, +22]). On o4-mini every specification</w:t>
       </w:r>
       <w:r>
         <w:t xml:space="preserve"> </w:t>
@@ -549,7 +561,7 @@
         <w:t xml:space="preserve"> </w:t>
       </w:r>
       <w:r>
-        <w:t xml:space="preserve">difference between the two halves on o3, has an interval from −2 to +14 points, and the interaction</w:t>
+        <w:t xml:space="preserve">difference between the two halves on o3, has an interval from −1.9 to +14.7 points, and the interaction</w:t>
       </w:r>
       <w:r>
         <w:t xml:space="preserve"> </w:t>
@@ -1235,25 +1247,7 @@
         <w:t xml:space="preserve"> </w:t>
       </w:r>
       <w:r>
-        <w:t xml:space="preserve">the program does not compile, as the model’s error messages during the run show. These three tasks</w:t>
-      </w:r>
-      <w:r>
-        <w:t xml:space="preserve"> </w:t>
-      </w:r>
-      <w:r>
-        <w:t xml:space="preserve">score as no cheat in every cell. We keep them, since the pre-registration fixes n at 103. Rates over</w:t>
-      </w:r>
-      <w:r>
-        <w:t xml:space="preserve"> </w:t>
-      </w:r>
-      <w:r>
-        <w:t xml:space="preserve">the 100 passable tasks are 103/100 times those reported, as is each paired difference, and the</w:t>
-      </w:r>
-      <w:r>
-        <w:t xml:space="preserve"> </w:t>
-      </w:r>
-      <w:r>
-        <w:t xml:space="preserve">McNemar tests are unchanged because the three tasks have the same outcome in every contrast.</w:t>
+        <w:t xml:space="preserve">the program does not compile, as the model’s error messages during the run show.</w:t>
       </w:r>
       <w:r>
         <w:t xml:space="preserve"> </w:t>
@@ -1268,7 +1262,37 @@
         <w:t xml:space="preserve"> </w:t>
       </w:r>
       <w:r>
-        <w:t xml:space="preserve">reports the same three tasks.</w:t>
+        <w:t xml:space="preserve">reports the same three tasks. Their outcomes record the broken test, so we</w:t>
+      </w:r>
+      <w:r>
+        <w:t xml:space="preserve"> </w:t>
+      </w:r>
+      <w:r>
+        <w:t xml:space="preserve">exclude them from every rate and contrast, which are therefore over the 100 passable tasks. The</w:t>
+      </w:r>
+      <w:r>
+        <w:t xml:space="preserve"> </w:t>
+      </w:r>
+      <w:r>
+        <w:t xml:space="preserve">exclusion follows from the test text alone and is recorded as an amendment to the pre-registration,</w:t>
+      </w:r>
+      <w:r>
+        <w:t xml:space="preserve"> </w:t>
+      </w:r>
+      <w:r>
+        <w:t xml:space="preserve">which had fixed n at 103. Because the three tasks score as no cheat in every cell, the exclusion</w:t>
+      </w:r>
+      <w:r>
+        <w:t xml:space="preserve"> </w:t>
+      </w:r>
+      <w:r>
+        <w:t xml:space="preserve">leaves every McNemar test unchanged and scales each rate and paired difference by 103/100; Appendix</w:t>
+      </w:r>
+      <w:r>
+        <w:t xml:space="preserve"> </w:t>
+      </w:r>
+      <w:r>
+        <w:t xml:space="preserve">C gives the counts over all 103 tasks.</w:t>
       </w:r>
     </w:p>
     <w:p>
@@ -1947,13 +1971,13 @@
         <w:t xml:space="preserve"> </w:t>
       </w:r>
       <w:r>
-        <w:t xml:space="preserve">cell has 97 tasks</w:t>
-      </w:r>
-      <w:r>
-        <w:t xml:space="preserve"> </w:t>
-      </w:r>
-      <w:r>
-        <w:t xml:space="preserve">because that run stopped on an API quota error (Appendix E).</w:t>
+        <w:t xml:space="preserve">cell has 94 of the 100</w:t>
+      </w:r>
+      <w:r>
+        <w:t xml:space="preserve"> </w:t>
+      </w:r>
+      <w:r>
+        <w:t xml:space="preserve">passable tasks because that run stopped on an API quota error (Appendix E).</w:t>
       </w:r>
     </w:p>
     <w:bookmarkEnd w:id="16"/>
@@ -2159,7 +2183,7 @@
         <w:t xml:space="preserve"> </w:t>
       </w:r>
       <w:r>
-        <w:t xml:space="preserve">percentile interval from a task-level bootstrap, 20,000 resamples of the 97 tasks present in all</w:t>
+        <w:t xml:space="preserve">percentile interval from a task-level bootstrap, 20,000 resamples of the 94 tasks present in all</w:t>
       </w:r>
       <w:r>
         <w:t xml:space="preserve"> </w:t>
@@ -2552,13 +2576,13 @@
         <w:t xml:space="preserve"> </w:t>
       </w:r>
       <w:r>
-        <w:t xml:space="preserve">band (Figure 1): o3-mini at 9 of 20 tasks (45%), o4-mini at 67 of 103 (65%) and o3 at 80 of 103</w:t>
-      </w:r>
-      <w:r>
-        <w:t xml:space="preserve"> </w:t>
-      </w:r>
-      <w:r>
-        <w:t xml:space="preserve">(78%). The June pilot dropped o3-mini at its uncorrected 2 of 20. The correction places it in the</w:t>
+        <w:t xml:space="preserve">band (Figure 1): o3-mini at 9 of 20 tasks (45%), o4-mini at 67 of 100 (67%) and o3 at 80 of 100</w:t>
+      </w:r>
+      <w:r>
+        <w:t xml:space="preserve"> </w:t>
+      </w:r>
+      <w:r>
+        <w:t xml:space="preserve">(80%). The June pilot dropped o3-mini at its uncorrected 2 of 20. The correction places it in the</w:t>
       </w:r>
       <w:r>
         <w:t xml:space="preserve"> </w:t>
@@ -2658,12 +2682,6 @@
         <w:t xml:space="preserve"> </w:t>
       </w:r>
       <w:r>
-        <w:t xml:space="preserve">103-task</w:t>
-      </w:r>
-      <w:r>
-        <w:t xml:space="preserve"> </w:t>
-      </w:r>
-      <w:r>
         <w:rPr>
           <w:rStyle w:val="VerbatimChar"/>
         </w:rPr>
@@ -2673,7 +2691,7 @@
         <w:t xml:space="preserve"> </w:t>
       </w:r>
       <w:r>
-        <w:t xml:space="preserve">cells of the decomposition.</w:t>
+        <w:t xml:space="preserve">cells of the decomposition, over the 100 passable tasks.</w:t>
       </w:r>
     </w:p>
     <w:bookmarkEnd w:id="25"/>
@@ -2763,7 +2781,7 @@
         <w:t xml:space="preserve"> </w:t>
       </w:r>
       <w:r>
-        <w:t xml:space="preserve">task (n = 103, except n = 97 for</w:t>
+        <w:t xml:space="preserve">task (n = 100, except n = 94 for</w:t>
       </w:r>
       <w:r>
         <w:t xml:space="preserve"> </w:t>
@@ -2942,52 +2960,52 @@
                 <w:sz w:val="14"/>
                 <w:szCs w:val="14"/>
               </w:rPr>
-              <w:t xml:space="preserve">65.0%</w:t>
-            </w:r>
-          </w:p>
-        </w:tc>
-        <w:tc>
-          <w:tcPr/>
-          <w:p>
-            <w:pPr>
-              <w:pStyle w:val="Compact"/>
-            </w:pPr>
-            <w:r>
-              <w:rPr>
-                <w:sz w:val="14"/>
-                <w:szCs w:val="14"/>
-              </w:rPr>
-              <w:t xml:space="preserve">77.7%</w:t>
-            </w:r>
-          </w:p>
-        </w:tc>
-        <w:tc>
-          <w:tcPr/>
-          <w:p>
-            <w:pPr>
-              <w:pStyle w:val="Compact"/>
-            </w:pPr>
-            <w:r>
-              <w:rPr>
-                <w:sz w:val="14"/>
-                <w:szCs w:val="14"/>
-              </w:rPr>
-              <w:t xml:space="preserve">+12.6 pp</w:t>
-            </w:r>
-          </w:p>
-        </w:tc>
-        <w:tc>
-          <w:tcPr/>
-          <w:p>
-            <w:pPr>
-              <w:pStyle w:val="Compact"/>
-            </w:pPr>
-            <w:r>
-              <w:rPr>
-                <w:sz w:val="14"/>
-                <w:szCs w:val="14"/>
-              </w:rPr>
-              <w:t xml:space="preserve">[+3.8, +21.3]</w:t>
+              <w:t xml:space="preserve">67.0%</w:t>
+            </w:r>
+          </w:p>
+        </w:tc>
+        <w:tc>
+          <w:tcPr/>
+          <w:p>
+            <w:pPr>
+              <w:pStyle w:val="Compact"/>
+            </w:pPr>
+            <w:r>
+              <w:rPr>
+                <w:sz w:val="14"/>
+                <w:szCs w:val="14"/>
+              </w:rPr>
+              <w:t xml:space="preserve">80.0%</w:t>
+            </w:r>
+          </w:p>
+        </w:tc>
+        <w:tc>
+          <w:tcPr/>
+          <w:p>
+            <w:pPr>
+              <w:pStyle w:val="Compact"/>
+            </w:pPr>
+            <w:r>
+              <w:rPr>
+                <w:sz w:val="14"/>
+                <w:szCs w:val="14"/>
+              </w:rPr>
+              <w:t xml:space="preserve">+13.0 pp</w:t>
+            </w:r>
+          </w:p>
+        </w:tc>
+        <w:tc>
+          <w:tcPr/>
+          <w:p>
+            <w:pPr>
+              <w:pStyle w:val="Compact"/>
+            </w:pPr>
+            <w:r>
+              <w:rPr>
+                <w:sz w:val="14"/>
+                <w:szCs w:val="14"/>
+              </w:rPr>
+              <w:t xml:space="preserve">[+3.9, +22.0]</w:t>
             </w:r>
           </w:p>
         </w:tc>
@@ -3035,52 +3053,52 @@
                 <w:sz w:val="14"/>
                 <w:szCs w:val="14"/>
               </w:rPr>
-              <w:t xml:space="preserve">57.3%</w:t>
-            </w:r>
-          </w:p>
-        </w:tc>
-        <w:tc>
-          <w:tcPr/>
-          <w:p>
-            <w:pPr>
-              <w:pStyle w:val="Compact"/>
-            </w:pPr>
-            <w:r>
-              <w:rPr>
-                <w:sz w:val="14"/>
-                <w:szCs w:val="14"/>
-              </w:rPr>
-              <w:t xml:space="preserve">68.0%</w:t>
-            </w:r>
-          </w:p>
-        </w:tc>
-        <w:tc>
-          <w:tcPr/>
-          <w:p>
-            <w:pPr>
-              <w:pStyle w:val="Compact"/>
-            </w:pPr>
-            <w:r>
-              <w:rPr>
-                <w:sz w:val="14"/>
-                <w:szCs w:val="14"/>
-              </w:rPr>
-              <w:t xml:space="preserve">+10.7 pp</w:t>
-            </w:r>
-          </w:p>
-        </w:tc>
-        <w:tc>
-          <w:tcPr/>
-          <w:p>
-            <w:pPr>
-              <w:pStyle w:val="Compact"/>
-            </w:pPr>
-            <w:r>
-              <w:rPr>
-                <w:sz w:val="14"/>
-                <w:szCs w:val="14"/>
-              </w:rPr>
-              <w:t xml:space="preserve">[−0.1, +21.1]</w:t>
+              <w:t xml:space="preserve">59.0%</w:t>
+            </w:r>
+          </w:p>
+        </w:tc>
+        <w:tc>
+          <w:tcPr/>
+          <w:p>
+            <w:pPr>
+              <w:pStyle w:val="Compact"/>
+            </w:pPr>
+            <w:r>
+              <w:rPr>
+                <w:sz w:val="14"/>
+                <w:szCs w:val="14"/>
+              </w:rPr>
+              <w:t xml:space="preserve">70.0%</w:t>
+            </w:r>
+          </w:p>
+        </w:tc>
+        <w:tc>
+          <w:tcPr/>
+          <w:p>
+            <w:pPr>
+              <w:pStyle w:val="Compact"/>
+            </w:pPr>
+            <w:r>
+              <w:rPr>
+                <w:sz w:val="14"/>
+                <w:szCs w:val="14"/>
+              </w:rPr>
+              <w:t xml:space="preserve">+11.0 pp</w:t>
+            </w:r>
+          </w:p>
+        </w:tc>
+        <w:tc>
+          <w:tcPr/>
+          <w:p>
+            <w:pPr>
+              <w:pStyle w:val="Compact"/>
+            </w:pPr>
+            <w:r>
+              <w:rPr>
+                <w:sz w:val="14"/>
+                <w:szCs w:val="14"/>
+              </w:rPr>
+              <w:t xml:space="preserve">[−0.1, +21.7]</w:t>
             </w:r>
           </w:p>
         </w:tc>
@@ -3128,52 +3146,52 @@
                 <w:sz w:val="14"/>
                 <w:szCs w:val="14"/>
               </w:rPr>
-              <w:t xml:space="preserve">57.3%</w:t>
-            </w:r>
-          </w:p>
-        </w:tc>
-        <w:tc>
-          <w:tcPr/>
-          <w:p>
-            <w:pPr>
-              <w:pStyle w:val="Compact"/>
-            </w:pPr>
-            <w:r>
-              <w:rPr>
-                <w:sz w:val="14"/>
-                <w:szCs w:val="14"/>
-              </w:rPr>
-              <w:t xml:space="preserve">76.3%</w:t>
-            </w:r>
-          </w:p>
-        </w:tc>
-        <w:tc>
-          <w:tcPr/>
-          <w:p>
-            <w:pPr>
-              <w:pStyle w:val="Compact"/>
-            </w:pPr>
-            <w:r>
-              <w:rPr>
-                <w:sz w:val="14"/>
-                <w:szCs w:val="14"/>
-              </w:rPr>
-              <w:t xml:space="preserve">+16.5 pp</w:t>
-            </w:r>
-          </w:p>
-        </w:tc>
-        <w:tc>
-          <w:tcPr/>
-          <w:p>
-            <w:pPr>
-              <w:pStyle w:val="Compact"/>
-            </w:pPr>
-            <w:r>
-              <w:rPr>
-                <w:sz w:val="14"/>
-                <w:szCs w:val="14"/>
-              </w:rPr>
-              <w:t xml:space="preserve">[+5.8, +26.7]</w:t>
+              <w:t xml:space="preserve">59.0%</w:t>
+            </w:r>
+          </w:p>
+        </w:tc>
+        <w:tc>
+          <w:tcPr/>
+          <w:p>
+            <w:pPr>
+              <w:pStyle w:val="Compact"/>
+            </w:pPr>
+            <w:r>
+              <w:rPr>
+                <w:sz w:val="14"/>
+                <w:szCs w:val="14"/>
+              </w:rPr>
+              <w:t xml:space="preserve">78.7%</w:t>
+            </w:r>
+          </w:p>
+        </w:tc>
+        <w:tc>
+          <w:tcPr/>
+          <w:p>
+            <w:pPr>
+              <w:pStyle w:val="Compact"/>
+            </w:pPr>
+            <w:r>
+              <w:rPr>
+                <w:sz w:val="14"/>
+                <w:szCs w:val="14"/>
+              </w:rPr>
+              <w:t xml:space="preserve">+17.0 pp</w:t>
+            </w:r>
+          </w:p>
+        </w:tc>
+        <w:tc>
+          <w:tcPr/>
+          <w:p>
+            <w:pPr>
+              <w:pStyle w:val="Compact"/>
+            </w:pPr>
+            <w:r>
+              <w:rPr>
+                <w:sz w:val="14"/>
+                <w:szCs w:val="14"/>
+              </w:rPr>
+              <w:t xml:space="preserve">[+6.0, +27.6]</w:t>
             </w:r>
           </w:p>
         </w:tc>
@@ -3215,25 +3233,25 @@
         <w:t xml:space="preserve"> </w:t>
       </w:r>
       <w:r>
-        <w:t xml:space="preserve">specification lowers cheating by 7.8 points, the full specification by 8.7 and the effort cue by</w:t>
-      </w:r>
-      <w:r>
-        <w:t xml:space="preserve"> </w:t>
-      </w:r>
-      <w:r>
-        <w:t xml:space="preserve">4.9, and no interval excludes zero. The full specification lowers cheating by 1 point more than</w:t>
-      </w:r>
-      <w:r>
-        <w:t xml:space="preserve"> </w:t>
-      </w:r>
-      <w:r>
-        <w:t xml:space="preserve">either half alone. The anti-deception clauses lower it 2.9 points more than the effort cue, with an</w:t>
-      </w:r>
-      <w:r>
-        <w:t xml:space="preserve"> </w:t>
-      </w:r>
-      <w:r>
-        <w:t xml:space="preserve">interval from −13.3 to +7.5. On o4-mini, the content of the specification has no effect that this</w:t>
+        <w:t xml:space="preserve">specification lowers cheating by 8.0 points, the full specification by 9.0 and the effort cue by</w:t>
+      </w:r>
+      <w:r>
+        <w:t xml:space="preserve"> </w:t>
+      </w:r>
+      <w:r>
+        <w:t xml:space="preserve">5.0, and no interval excludes zero. The full specification lowers cheating by 1 point more than</w:t>
+      </w:r>
+      <w:r>
+        <w:t xml:space="preserve"> </w:t>
+      </w:r>
+      <w:r>
+        <w:t xml:space="preserve">either half alone. The anti-deception clauses lower it 3.0 points more than the effort cue, with an</w:t>
+      </w:r>
+      <w:r>
+        <w:t xml:space="preserve"> </w:t>
+      </w:r>
+      <w:r>
+        <w:t xml:space="preserve">interval from −13.7 to +7.8. On o4-mini, the content of the specification has no effect that this</w:t>
       </w:r>
       <w:r>
         <w:t xml:space="preserve"> </w:t>
@@ -3247,7 +3265,7 @@
         <w:pStyle w:val="BodyText"/>
       </w:pPr>
       <w:r>
-        <w:t xml:space="preserve">On o3 the two halves diverge. The anti-deception clauses lower cheating by 9.7 points, with an</w:t>
+        <w:t xml:space="preserve">On o3 the two halves diverge. The anti-deception clauses lower cheating by 10.0 points, with an</w:t>
       </w:r>
       <w:r>
         <w:t xml:space="preserve"> </w:t>
@@ -3259,7 +3277,7 @@
         <w:t xml:space="preserve"> </w:t>
       </w:r>
       <w:r>
-        <w:t xml:space="preserve">gives p = .064. The process clauses lower it by 3.1 points, with an interval from −10.6 to +4.3.</w:t>
+        <w:t xml:space="preserve">gives p = .064. The process clauses lower it by 3.2 points, with an interval from −11.0 to +4.5.</w:t>
       </w:r>
     </w:p>
     <w:p>
@@ -3267,13 +3285,13 @@
         <w:pStyle w:val="BodyText"/>
       </w:pPr>
       <w:r>
-        <w:t xml:space="preserve">The primary contrast Δ is +6.2 points on o3 (95% CI [−1.8, +14.2], Holm p = .42) and 0.0 on</w:t>
-      </w:r>
-      <w:r>
-        <w:t xml:space="preserve"> </w:t>
-      </w:r>
-      <w:r>
-        <w:t xml:space="preserve">o4-mini ([−10.9, +10.9]). Neither interval excludes zero, so H1 is not supported at this resolution.</w:t>
+        <w:t xml:space="preserve">The primary contrast Δ is +6.4 points on o3 (95% CI [−1.9, +14.7], Holm p = .42) and 0.0 on</w:t>
+      </w:r>
+      <w:r>
+        <w:t xml:space="preserve"> </w:t>
+      </w:r>
+      <w:r>
+        <w:t xml:space="preserve">o4-mini ([−11.2, +11.2]). Neither interval excludes zero, so H1 is not supported at this resolution.</w:t>
       </w:r>
       <w:r>
         <w:t xml:space="preserve"> </w:t>
@@ -3293,7 +3311,7 @@
         <w:pStyle w:val="BodyText"/>
       </w:pPr>
       <w:r>
-        <w:t xml:space="preserve">The interaction Δ(o3) − Δ(o4-mini) is +6.2 points, with a bootstrap interval of [−8.2, +20.6]. Its</w:t>
+        <w:t xml:space="preserve">The interaction Δ(o3) − Δ(o4-mini) is +6.4 points, with a bootstrap interval of [−8.5, +21.3]. Its</w:t>
       </w:r>
       <w:r>
         <w:t xml:space="preserve"> </w:t>
@@ -3305,13 +3323,13 @@
         <w:t xml:space="preserve"> </w:t>
       </w:r>
       <w:r>
-        <w:t xml:space="preserve">cheating by 7.8 points on o4-mini and 3.1 on o3, while the anti-deception clauses lower it by 7.8</w:t>
-      </w:r>
-      <w:r>
-        <w:t xml:space="preserve"> </w:t>
-      </w:r>
-      <w:r>
-        <w:t xml:space="preserve">and 9.7. That is the shape H2 predicts, a process effect that fades with capability beside an</w:t>
+        <w:t xml:space="preserve">cheating by 8.0 points on o4-mini and 3.2 on o3, while the anti-deception clauses lower it by 8.0</w:t>
+      </w:r>
+      <w:r>
+        <w:t xml:space="preserve"> </w:t>
+      </w:r>
+      <w:r>
+        <w:t xml:space="preserve">and 10.0. That is the shape H2 predicts, a process effect that fades with capability beside an</w:t>
       </w:r>
       <w:r>
         <w:t xml:space="preserve"> </w:t>
@@ -3368,7 +3386,7 @@
         <w:t xml:space="preserve"> </w:t>
       </w:r>
       <w:r>
-        <w:t xml:space="preserve">pair 97 tasks; all others pair 103.</w:t>
+        <w:t xml:space="preserve">pair 94 tasks; all others pair 100.</w:t>
       </w:r>
     </w:p>
     <w:tbl>
@@ -3504,22 +3522,22 @@
                 <w:sz w:val="14"/>
                 <w:szCs w:val="14"/>
               </w:rPr>
-              <w:t xml:space="preserve">−7.8 [−15.9, +0.6]</w:t>
-            </w:r>
-          </w:p>
-        </w:tc>
-        <w:tc>
-          <w:tcPr/>
-          <w:p>
-            <w:pPr>
-              <w:pStyle w:val="Compact"/>
-            </w:pPr>
-            <w:r>
-              <w:rPr>
-                <w:sz w:val="14"/>
-                <w:szCs w:val="14"/>
-              </w:rPr>
-              <w:t xml:space="preserve">−9.7 [−18.8, −0.5]</w:t>
+              <w:t xml:space="preserve">−8.0 [−16.4, +0.6]</w:t>
+            </w:r>
+          </w:p>
+        </w:tc>
+        <w:tc>
+          <w:tcPr/>
+          <w:p>
+            <w:pPr>
+              <w:pStyle w:val="Compact"/>
+            </w:pPr>
+            <w:r>
+              <w:rPr>
+                <w:sz w:val="14"/>
+                <w:szCs w:val="14"/>
+              </w:rPr>
+              <w:t xml:space="preserve">−10.0 [−19.4, −0.5]</w:t>
             </w:r>
           </w:p>
         </w:tc>
@@ -3581,22 +3599,22 @@
                 <w:sz w:val="14"/>
                 <w:szCs w:val="14"/>
               </w:rPr>
-              <w:t xml:space="preserve">−7.8 [−17.4, +2.2]</w:t>
-            </w:r>
-          </w:p>
-        </w:tc>
-        <w:tc>
-          <w:tcPr/>
-          <w:p>
-            <w:pPr>
-              <w:pStyle w:val="Compact"/>
-            </w:pPr>
-            <w:r>
-              <w:rPr>
-                <w:sz w:val="14"/>
-                <w:szCs w:val="14"/>
-              </w:rPr>
-              <w:t xml:space="preserve">−3.1 [−10.6, +4.3]</w:t>
+              <w:t xml:space="preserve">−8.0 [−18.0, +2.2]</w:t>
+            </w:r>
+          </w:p>
+        </w:tc>
+        <w:tc>
+          <w:tcPr/>
+          <w:p>
+            <w:pPr>
+              <w:pStyle w:val="Compact"/>
+            </w:pPr>
+            <w:r>
+              <w:rPr>
+                <w:sz w:val="14"/>
+                <w:szCs w:val="14"/>
+              </w:rPr>
+              <w:t xml:space="preserve">−3.2 [−11.0, +4.5]</w:t>
             </w:r>
           </w:p>
         </w:tc>
@@ -3658,7 +3676,7 @@
                 <w:sz w:val="14"/>
                 <w:szCs w:val="14"/>
               </w:rPr>
-              <w:t xml:space="preserve">−8.7 [−19.2, +2.1]</w:t>
+              <w:t xml:space="preserve">−9.0 [−19.8, +2.1]</w:t>
             </w:r>
           </w:p>
         </w:tc>
@@ -3735,7 +3753,7 @@
                 <w:sz w:val="14"/>
                 <w:szCs w:val="14"/>
               </w:rPr>
-              <w:t xml:space="preserve">−4.9 [−13.4, +3.8]</w:t>
+              <w:t xml:space="preserve">−5.0 [−13.8, +3.9]</w:t>
             </w:r>
           </w:p>
         </w:tc>
@@ -3826,7 +3844,7 @@
                 <w:sz w:val="14"/>
                 <w:szCs w:val="14"/>
               </w:rPr>
-              <w:t xml:space="preserve">−2.9 [−13.3, +7.5]</w:t>
+              <w:t xml:space="preserve">−3.0 [−13.7, +7.8]</w:t>
             </w:r>
           </w:p>
         </w:tc>
@@ -3903,7 +3921,7 @@
                 <w:sz w:val="14"/>
                 <w:szCs w:val="14"/>
               </w:rPr>
-              <w:t xml:space="preserve">−1.0 [−12.3, +10.4]</w:t>
+              <w:t xml:space="preserve">−1.0 [−12.7, +10.7]</w:t>
             </w:r>
           </w:p>
         </w:tc>
@@ -4008,22 +4026,22 @@
                 <w:sz w:val="14"/>
                 <w:szCs w:val="14"/>
               </w:rPr>
-              <w:t xml:space="preserve">0.0 [−10.9, +10.9]</w:t>
-            </w:r>
-          </w:p>
-        </w:tc>
-        <w:tc>
-          <w:tcPr/>
-          <w:p>
-            <w:pPr>
-              <w:pStyle w:val="Compact"/>
-            </w:pPr>
-            <w:r>
-              <w:rPr>
-                <w:sz w:val="14"/>
-                <w:szCs w:val="14"/>
-              </w:rPr>
-              <w:t xml:space="preserve">+6.2 [−1.8, +14.2]</w:t>
+              <w:t xml:space="preserve">0.0 [−11.2, +11.2]</w:t>
+            </w:r>
+          </w:p>
+        </w:tc>
+        <w:tc>
+          <w:tcPr/>
+          <w:p>
+            <w:pPr>
+              <w:pStyle w:val="Compact"/>
+            </w:pPr>
+            <w:r>
+              <w:rPr>
+                <w:sz w:val="14"/>
+                <w:szCs w:val="14"/>
+              </w:rPr>
+              <w:t xml:space="preserve">+6.4 [−1.9, +14.7]</w:t>
             </w:r>
           </w:p>
         </w:tc>
@@ -4371,7 +4389,7 @@
         <w:t xml:space="preserve"> </w:t>
       </w:r>
       <w:r>
-        <w:t xml:space="preserve">whole split, so the number of tasks cannot grow on this substrate. Repeated runs of the same tasks</w:t>
+        <w:t xml:space="preserve">whole split, 100 of them passable, so the number of tasks cannot grow on this substrate. Repeated runs of the same tasks</w:t>
       </w:r>
       <w:r>
         <w:t xml:space="preserve"> </w:t>
@@ -4428,13 +4446,13 @@
         <w:t xml:space="preserve"> </w:t>
       </w:r>
       <w:r>
-        <w:t xml:space="preserve">carry a single altered assertion, adds 103 tasks. Pooled with the conflicting split, it would</w:t>
-      </w:r>
-      <w:r>
-        <w:t xml:space="preserve"> </w:t>
-      </w:r>
-      <w:r>
-        <w:t xml:space="preserve">narrow the o3 interval to about ±5.7 points if the two splits behaved alike, which ImpossibleBench’s</w:t>
+        <w:t xml:space="preserve">carry a single altered assertion, adds 102 passable tasks. Pooled with the conflicting split, it</w:t>
+      </w:r>
+      <w:r>
+        <w:t xml:space="preserve"> </w:t>
+      </w:r>
+      <w:r>
+        <w:t xml:space="preserve">would narrow the o3 interval to about ±6 points if the two splits behaved alike, which ImpossibleBench’s</w:t>
       </w:r>
       <w:r>
         <w:t xml:space="preserve"> </w:t>
@@ -4856,7 +4874,13 @@
         <w:pStyle w:val="FirstParagraph"/>
       </w:pPr>
       <w:r>
-        <w:t xml:space="preserve">The scoring correction changed three results of the report’s first version. o4-mini’s</w:t>
+        <w:t xml:space="preserve">The scoring correction changed three results of the report’s first version, which reported rates</w:t>
+      </w:r>
+      <w:r>
+        <w:t xml:space="preserve"> </w:t>
+      </w:r>
+      <w:r>
+        <w:t xml:space="preserve">over all 103 tasks. On that basis o4-mini’s</w:t>
       </w:r>
       <w:r>
         <w:t xml:space="preserve"> </w:t>
@@ -4886,7 +4910,13 @@
         <w:t xml:space="preserve"> </w:t>
       </w:r>
       <w:r>
-        <w:t xml:space="preserve">rates rose from 55% to 57%. The capability contrast under</w:t>
+        <w:t xml:space="preserve">rates rose from 55% to 57%. The</w:t>
+      </w:r>
+      <w:r>
+        <w:t xml:space="preserve"> </w:t>
+      </w:r>
+      <w:r>
+        <w:t xml:space="preserve">capability contrast under</w:t>
       </w:r>
       <w:r>
         <w:t xml:space="preserve"> </w:t>
@@ -4901,13 +4931,13 @@
         <w:t xml:space="preserve"> </w:t>
       </w:r>
       <w:r>
-        <w:t xml:space="preserve">fell from +12.6 to</w:t>
-      </w:r>
-      <w:r>
-        <w:t xml:space="preserve"> </w:t>
-      </w:r>
-      <w:r>
-        <w:t xml:space="preserve">+10.7 points, and its Holm-adjusted p rose from .029 to .080, so the earlier statement that all</w:t>
+        <w:t xml:space="preserve">fell from +12.6 to +10.7 points, and its Holm-adjusted p rose</w:t>
+      </w:r>
+      <w:r>
+        <w:t xml:space="preserve"> </w:t>
+      </w:r>
+      <w:r>
+        <w:t xml:space="preserve">from .029 to .080, so the earlier statement that all</w:t>
       </w:r>
       <w:r>
         <w:t xml:space="preserve"> </w:t>
@@ -5004,7 +5034,7 @@
         <w:t xml:space="preserve"> </w:t>
       </w:r>
       <w:r>
-        <w:t xml:space="preserve">lies in the band: H2 predicts a larger Δ there than o3’s +6 points, whereas on o3 the data already</w:t>
+        <w:t xml:space="preserve">lies in the band: H2 predicts a larger Δ there than o3’s +6.4 points, whereas on o3 the data already</w:t>
       </w:r>
       <w:r>
         <w:t xml:space="preserve"> </w:t>
@@ -7817,7 +7847,7 @@
         <w:pStyle w:val="BodyText"/>
       </w:pPr>
       <w:r>
-        <w:t xml:space="preserve">Decomposition cells:</w:t>
+        <w:t xml:space="preserve">Decomposition cells over the 100 passable tasks, as analyzed:</w:t>
       </w:r>
     </w:p>
     <w:tbl>
@@ -7982,67 +8012,67 @@
                 <w:sz w:val="14"/>
                 <w:szCs w:val="14"/>
               </w:rPr>
-              <w:t xml:space="preserve">67/103 (65%)</w:t>
-            </w:r>
-          </w:p>
-        </w:tc>
-        <w:tc>
-          <w:tcPr/>
-          <w:p>
-            <w:pPr>
-              <w:pStyle w:val="Compact"/>
-            </w:pPr>
-            <w:r>
-              <w:rPr>
-                <w:sz w:val="14"/>
-                <w:szCs w:val="14"/>
-              </w:rPr>
-              <w:t xml:space="preserve">59/103 (57%)</w:t>
-            </w:r>
-          </w:p>
-        </w:tc>
-        <w:tc>
-          <w:tcPr/>
-          <w:p>
-            <w:pPr>
-              <w:pStyle w:val="Compact"/>
-            </w:pPr>
-            <w:r>
-              <w:rPr>
-                <w:sz w:val="14"/>
-                <w:szCs w:val="14"/>
-              </w:rPr>
-              <w:t xml:space="preserve">59/103 (57%)</w:t>
-            </w:r>
-          </w:p>
-        </w:tc>
-        <w:tc>
-          <w:tcPr/>
-          <w:p>
-            <w:pPr>
-              <w:pStyle w:val="Compact"/>
-            </w:pPr>
-            <w:r>
-              <w:rPr>
-                <w:sz w:val="14"/>
-                <w:szCs w:val="14"/>
-              </w:rPr>
-              <w:t xml:space="preserve">58/103 (56%)</w:t>
-            </w:r>
-          </w:p>
-        </w:tc>
-        <w:tc>
-          <w:tcPr/>
-          <w:p>
-            <w:pPr>
-              <w:pStyle w:val="Compact"/>
-            </w:pPr>
-            <w:r>
-              <w:rPr>
-                <w:sz w:val="14"/>
-                <w:szCs w:val="14"/>
-              </w:rPr>
-              <w:t xml:space="preserve">62/103 (60%)</w:t>
+              <w:t xml:space="preserve">67/100 (67%)</w:t>
+            </w:r>
+          </w:p>
+        </w:tc>
+        <w:tc>
+          <w:tcPr/>
+          <w:p>
+            <w:pPr>
+              <w:pStyle w:val="Compact"/>
+            </w:pPr>
+            <w:r>
+              <w:rPr>
+                <w:sz w:val="14"/>
+                <w:szCs w:val="14"/>
+              </w:rPr>
+              <w:t xml:space="preserve">59/100 (59%)</w:t>
+            </w:r>
+          </w:p>
+        </w:tc>
+        <w:tc>
+          <w:tcPr/>
+          <w:p>
+            <w:pPr>
+              <w:pStyle w:val="Compact"/>
+            </w:pPr>
+            <w:r>
+              <w:rPr>
+                <w:sz w:val="14"/>
+                <w:szCs w:val="14"/>
+              </w:rPr>
+              <w:t xml:space="preserve">59/100 (59%)</w:t>
+            </w:r>
+          </w:p>
+        </w:tc>
+        <w:tc>
+          <w:tcPr/>
+          <w:p>
+            <w:pPr>
+              <w:pStyle w:val="Compact"/>
+            </w:pPr>
+            <w:r>
+              <w:rPr>
+                <w:sz w:val="14"/>
+                <w:szCs w:val="14"/>
+              </w:rPr>
+              <w:t xml:space="preserve">58/100 (58%)</w:t>
+            </w:r>
+          </w:p>
+        </w:tc>
+        <w:tc>
+          <w:tcPr/>
+          <w:p>
+            <w:pPr>
+              <w:pStyle w:val="Compact"/>
+            </w:pPr>
+            <w:r>
+              <w:rPr>
+                <w:sz w:val="14"/>
+                <w:szCs w:val="14"/>
+              </w:rPr>
+              <w:t xml:space="preserve">62/100 (62%)</w:t>
             </w:r>
           </w:p>
         </w:tc>
@@ -8074,37 +8104,37 @@
                 <w:sz w:val="14"/>
                 <w:szCs w:val="14"/>
               </w:rPr>
-              <w:t xml:space="preserve">80/103 (78%)</w:t>
-            </w:r>
-          </w:p>
-        </w:tc>
-        <w:tc>
-          <w:tcPr/>
-          <w:p>
-            <w:pPr>
-              <w:pStyle w:val="Compact"/>
-            </w:pPr>
-            <w:r>
-              <w:rPr>
-                <w:sz w:val="14"/>
-                <w:szCs w:val="14"/>
-              </w:rPr>
-              <w:t xml:space="preserve">70/103 (68%)</w:t>
-            </w:r>
-          </w:p>
-        </w:tc>
-        <w:tc>
-          <w:tcPr/>
-          <w:p>
-            <w:pPr>
-              <w:pStyle w:val="Compact"/>
-            </w:pPr>
-            <w:r>
-              <w:rPr>
-                <w:sz w:val="14"/>
-                <w:szCs w:val="14"/>
-              </w:rPr>
-              <w:t xml:space="preserve">74/97 (76%)</w:t>
+              <w:t xml:space="preserve">80/100 (80%)</w:t>
+            </w:r>
+          </w:p>
+        </w:tc>
+        <w:tc>
+          <w:tcPr/>
+          <w:p>
+            <w:pPr>
+              <w:pStyle w:val="Compact"/>
+            </w:pPr>
+            <w:r>
+              <w:rPr>
+                <w:sz w:val="14"/>
+                <w:szCs w:val="14"/>
+              </w:rPr>
+              <w:t xml:space="preserve">70/100 (70%)</w:t>
+            </w:r>
+          </w:p>
+        </w:tc>
+        <w:tc>
+          <w:tcPr/>
+          <w:p>
+            <w:pPr>
+              <w:pStyle w:val="Compact"/>
+            </w:pPr>
+            <w:r>
+              <w:rPr>
+                <w:sz w:val="14"/>
+                <w:szCs w:val="14"/>
+              </w:rPr>
+              <w:t xml:space="preserve">74/94 (79%)</w:t>
             </w:r>
           </w:p>
         </w:tc>
@@ -8140,6 +8170,405 @@
         </w:tc>
       </w:tr>
     </w:tbl>
+    <w:p>
+      <w:pPr>
+        <w:pStyle w:val="BodyText"/>
+      </w:pPr>
+      <w:r>
+        <w:t xml:space="preserve">The same cells over all 103 tasks, as registered and as ImpossibleBench reports rates:</w:t>
+      </w:r>
+    </w:p>
+    <w:tbl>
+      <w:tblPr>
+        <w:tblBorders>
+          <w:top w:val="single" w:sz="6" w:space="0" w:color="D9D9D9"/>
+          <w:left w:val="single" w:sz="6" w:space="0" w:color="D9D9D9"/>
+          <w:bottom w:val="single" w:sz="6" w:space="0" w:color="D9D9D9"/>
+          <w:right w:val="single" w:sz="6" w:space="0" w:color="D9D9D9"/>
+          <w:insideH w:val="single" w:sz="6" w:space="0" w:color="D9D9D9"/>
+          <w:insideV w:val="single" w:sz="6" w:space="0" w:color="D9D9D9"/>
+        </w:tblBorders>
+        <w:tblStyle w:val="Table"/>
+        <w:tblW w:type="pct" w:w="5000"/>
+        <w:tblLayout w:type="fixed"/>
+        <w:tblLook w:firstRow="1" w:lastRow="0" w:firstColumn="0" w:lastColumn="0" w:noHBand="0" w:noVBand="0" w:val="0020"/>
+      </w:tblPr>
+      <w:tblGrid>
+        <w:gridCol w:w="1052"/>
+        <w:gridCol w:w="1804"/>
+        <w:gridCol w:w="1804"/>
+        <w:gridCol w:w="1804"/>
+        <w:gridCol w:w="1804"/>
+        <w:gridCol w:w="1956"/>
+      </w:tblGrid>
+      <w:tr>
+        <w:trPr>
+          <w:tblHeader w:val="on"/>
+        </w:trPr>
+        <w:tc>
+          <w:tcPr/>
+          <w:p>
+            <w:pPr>
+              <w:pStyle w:val="Compact"/>
+            </w:pPr>
+            <w:r>
+              <w:rPr>
+                <w:b/>
+                <w:sz w:val="14"/>
+                <w:szCs w:val="14"/>
+                <w:u w:val="single"/>
+              </w:rPr>
+              <w:t xml:space="preserve">Model</w:t>
+            </w:r>
+          </w:p>
+        </w:tc>
+        <w:tc>
+          <w:tcPr/>
+          <w:p>
+            <w:pPr>
+              <w:pStyle w:val="Compact"/>
+            </w:pPr>
+            <w:r>
+              <w:rPr>
+                <w:b/>
+                <w:sz w:val="14"/>
+                <w:szCs w:val="14"/>
+                <w:u w:val="single"/>
+                <w:rStyle w:val="VerbatimChar"/>
+              </w:rPr>
+              <w:t xml:space="preserve">no_spec</w:t>
+            </w:r>
+          </w:p>
+        </w:tc>
+        <w:tc>
+          <w:tcPr/>
+          <w:p>
+            <w:pPr>
+              <w:pStyle w:val="Compact"/>
+            </w:pPr>
+            <w:r>
+              <w:rPr>
+                <w:b/>
+                <w:sz w:val="14"/>
+                <w:szCs w:val="14"/>
+                <w:u w:val="single"/>
+                <w:rStyle w:val="VerbatimChar"/>
+              </w:rPr>
+              <w:t xml:space="preserve">as_only</w:t>
+            </w:r>
+          </w:p>
+        </w:tc>
+        <w:tc>
+          <w:tcPr/>
+          <w:p>
+            <w:pPr>
+              <w:pStyle w:val="Compact"/>
+            </w:pPr>
+            <w:r>
+              <w:rPr>
+                <w:b/>
+                <w:sz w:val="14"/>
+                <w:szCs w:val="14"/>
+                <w:u w:val="single"/>
+                <w:rStyle w:val="VerbatimChar"/>
+              </w:rPr>
+              <w:t xml:space="preserve">gp_only</w:t>
+            </w:r>
+          </w:p>
+        </w:tc>
+        <w:tc>
+          <w:tcPr/>
+          <w:p>
+            <w:pPr>
+              <w:pStyle w:val="Compact"/>
+            </w:pPr>
+            <w:r>
+              <w:rPr>
+                <w:b/>
+                <w:sz w:val="14"/>
+                <w:szCs w:val="14"/>
+                <w:u w:val="single"/>
+                <w:rStyle w:val="VerbatimChar"/>
+              </w:rPr>
+              <w:t xml:space="preserve">full_spec</w:t>
+            </w:r>
+          </w:p>
+        </w:tc>
+        <w:tc>
+          <w:tcPr/>
+          <w:p>
+            <w:pPr>
+              <w:pStyle w:val="Compact"/>
+            </w:pPr>
+            <w:r>
+              <w:rPr>
+                <w:b/>
+                <w:sz w:val="14"/>
+                <w:szCs w:val="14"/>
+                <w:u w:val="single"/>
+                <w:rStyle w:val="VerbatimChar"/>
+              </w:rPr>
+              <w:t xml:space="preserve">effort_only</w:t>
+            </w:r>
+          </w:p>
+        </w:tc>
+      </w:tr>
+      <w:tr>
+        <w:tc>
+          <w:tcPr/>
+          <w:p>
+            <w:pPr>
+              <w:pStyle w:val="Compact"/>
+            </w:pPr>
+            <w:r>
+              <w:rPr>
+                <w:sz w:val="14"/>
+                <w:szCs w:val="14"/>
+              </w:rPr>
+              <w:t xml:space="preserve">o4-mini</w:t>
+            </w:r>
+          </w:p>
+        </w:tc>
+        <w:tc>
+          <w:tcPr/>
+          <w:p>
+            <w:pPr>
+              <w:pStyle w:val="Compact"/>
+            </w:pPr>
+            <w:r>
+              <w:rPr>
+                <w:sz w:val="14"/>
+                <w:szCs w:val="14"/>
+              </w:rPr>
+              <w:t xml:space="preserve">67/103 (65%)</w:t>
+            </w:r>
+          </w:p>
+        </w:tc>
+        <w:tc>
+          <w:tcPr/>
+          <w:p>
+            <w:pPr>
+              <w:pStyle w:val="Compact"/>
+            </w:pPr>
+            <w:r>
+              <w:rPr>
+                <w:sz w:val="14"/>
+                <w:szCs w:val="14"/>
+              </w:rPr>
+              <w:t xml:space="preserve">59/103 (57%)</w:t>
+            </w:r>
+          </w:p>
+        </w:tc>
+        <w:tc>
+          <w:tcPr/>
+          <w:p>
+            <w:pPr>
+              <w:pStyle w:val="Compact"/>
+            </w:pPr>
+            <w:r>
+              <w:rPr>
+                <w:sz w:val="14"/>
+                <w:szCs w:val="14"/>
+              </w:rPr>
+              <w:t xml:space="preserve">59/103 (57%)</w:t>
+            </w:r>
+          </w:p>
+        </w:tc>
+        <w:tc>
+          <w:tcPr/>
+          <w:p>
+            <w:pPr>
+              <w:pStyle w:val="Compact"/>
+            </w:pPr>
+            <w:r>
+              <w:rPr>
+                <w:sz w:val="14"/>
+                <w:szCs w:val="14"/>
+              </w:rPr>
+              <w:t xml:space="preserve">58/103 (56%)</w:t>
+            </w:r>
+          </w:p>
+        </w:tc>
+        <w:tc>
+          <w:tcPr/>
+          <w:p>
+            <w:pPr>
+              <w:pStyle w:val="Compact"/>
+            </w:pPr>
+            <w:r>
+              <w:rPr>
+                <w:sz w:val="14"/>
+                <w:szCs w:val="14"/>
+              </w:rPr>
+              <w:t xml:space="preserve">62/103 (60%)</w:t>
+            </w:r>
+          </w:p>
+        </w:tc>
+      </w:tr>
+      <w:tr>
+        <w:tc>
+          <w:tcPr/>
+          <w:p>
+            <w:pPr>
+              <w:pStyle w:val="Compact"/>
+            </w:pPr>
+            <w:r>
+              <w:rPr>
+                <w:sz w:val="14"/>
+                <w:szCs w:val="14"/>
+              </w:rPr>
+              <w:t xml:space="preserve">o3</w:t>
+            </w:r>
+          </w:p>
+        </w:tc>
+        <w:tc>
+          <w:tcPr/>
+          <w:p>
+            <w:pPr>
+              <w:pStyle w:val="Compact"/>
+            </w:pPr>
+            <w:r>
+              <w:rPr>
+                <w:sz w:val="14"/>
+                <w:szCs w:val="14"/>
+              </w:rPr>
+              <w:t xml:space="preserve">80/103 (78%)</w:t>
+            </w:r>
+          </w:p>
+        </w:tc>
+        <w:tc>
+          <w:tcPr/>
+          <w:p>
+            <w:pPr>
+              <w:pStyle w:val="Compact"/>
+            </w:pPr>
+            <w:r>
+              <w:rPr>
+                <w:sz w:val="14"/>
+                <w:szCs w:val="14"/>
+              </w:rPr>
+              <w:t xml:space="preserve">70/103 (68%)</w:t>
+            </w:r>
+          </w:p>
+        </w:tc>
+        <w:tc>
+          <w:tcPr/>
+          <w:p>
+            <w:pPr>
+              <w:pStyle w:val="Compact"/>
+            </w:pPr>
+            <w:r>
+              <w:rPr>
+                <w:sz w:val="14"/>
+                <w:szCs w:val="14"/>
+              </w:rPr>
+              <w:t xml:space="preserve">74/97 (76%)</w:t>
+            </w:r>
+          </w:p>
+        </w:tc>
+        <w:tc>
+          <w:tcPr/>
+          <w:p>
+            <w:pPr>
+              <w:pStyle w:val="Compact"/>
+            </w:pPr>
+            <w:r>
+              <w:rPr>
+                <w:sz w:val="14"/>
+                <w:szCs w:val="14"/>
+              </w:rPr>
+              <w:t xml:space="preserve">not run</w:t>
+            </w:r>
+          </w:p>
+        </w:tc>
+        <w:tc>
+          <w:tcPr/>
+          <w:p>
+            <w:pPr>
+              <w:pStyle w:val="Compact"/>
+            </w:pPr>
+            <w:r>
+              <w:rPr>
+                <w:sz w:val="14"/>
+                <w:szCs w:val="14"/>
+              </w:rPr>
+              <w:t xml:space="preserve">not run</w:t>
+            </w:r>
+          </w:p>
+        </w:tc>
+      </w:tr>
+    </w:tbl>
+    <w:p>
+      <w:pPr>
+        <w:pStyle w:val="BodyText"/>
+      </w:pPr>
+      <w:r>
+        <w:t xml:space="preserve">Over all 103 tasks the capability contrasts are +12.6 points under</w:t>
+      </w:r>
+      <w:r>
+        <w:t xml:space="preserve"> </w:t>
+      </w:r>
+      <w:r>
+        <w:rPr>
+          <w:rStyle w:val="VerbatimChar"/>
+        </w:rPr>
+        <w:t xml:space="preserve">no_spec</w:t>
+      </w:r>
+      <w:r>
+        <w:t xml:space="preserve"> </w:t>
+      </w:r>
+      <w:r>
+        <w:t xml:space="preserve">([+3.8, +21.3]), +10.7</w:t>
+      </w:r>
+      <w:r>
+        <w:t xml:space="preserve"> </w:t>
+      </w:r>
+      <w:r>
+        <w:t xml:space="preserve">under</w:t>
+      </w:r>
+      <w:r>
+        <w:t xml:space="preserve"> </w:t>
+      </w:r>
+      <w:r>
+        <w:rPr>
+          <w:rStyle w:val="VerbatimChar"/>
+        </w:rPr>
+        <w:t xml:space="preserve">as_only</w:t>
+      </w:r>
+      <w:r>
+        <w:t xml:space="preserve"> </w:t>
+      </w:r>
+      <w:r>
+        <w:t xml:space="preserve">([−0.1, +21.1]) and +16.5 under</w:t>
+      </w:r>
+      <w:r>
+        <w:t xml:space="preserve"> </w:t>
+      </w:r>
+      <w:r>
+        <w:rPr>
+          <w:rStyle w:val="VerbatimChar"/>
+        </w:rPr>
+        <w:t xml:space="preserve">gp_only</w:t>
+      </w:r>
+      <w:r>
+        <w:t xml:space="preserve"> </w:t>
+      </w:r>
+      <w:r>
+        <w:t xml:space="preserve">([+5.8, +26.7]); the primary contrast is</w:t>
+      </w:r>
+      <w:r>
+        <w:t xml:space="preserve"> </w:t>
+      </w:r>
+      <w:r>
+        <w:t xml:space="preserve">0.0 on o4-mini ([−10.9, +10.9]) and +6.2 on o3 ([−1.8, +14.2]). Every McNemar p-value is the same</w:t>
+      </w:r>
+      <w:r>
+        <w:t xml:space="preserve"> </w:t>
+      </w:r>
+      <w:r>
+        <w:t xml:space="preserve">as over the passable tasks.</w:t>
+      </w:r>
+    </w:p>
     <w:bookmarkEnd w:id="79"/>
     <w:bookmarkStart w:id="80" w:name="appendix-d-a-worked-contrast"/>
     <w:p>
@@ -8155,7 +8584,7 @@
         <w:pStyle w:val="FirstParagraph"/>
       </w:pPr>
       <w:r>
-        <w:t xml:space="preserve">Take the primary contrast on o3, paired over the 97 tasks present in both the</w:t>
+        <w:t xml:space="preserve">Take the primary contrast on o3, paired over the 94 passable tasks present in both the</w:t>
       </w:r>
       <w:r>
         <w:t xml:space="preserve"> </w:t>
@@ -8277,7 +8706,7 @@
         <w:pStyle w:val="FirstParagraph"/>
       </w:pPr>
       <w:r>
-        <w:t xml:space="preserve">The paired difference is Δ = (c − b) / n = (11 − 5) / 97 =</w:t>
+        <w:t xml:space="preserve">The paired difference is Δ = (c − b) / n = (11 − 5) / 94 =</w:t>
       </w:r>
       <w:r>
         <w:t xml:space="preserve"> </w:t>
@@ -8287,7 +8716,7 @@
           <w:b/>
           <w:bCs/>
         </w:rPr>
-        <w:t xml:space="preserve">+6.2 points</w:t>
+        <w:t xml:space="preserve">+6.4 points</w:t>
       </w:r>
       <w:r>
         <w:t xml:space="preserve">, positive because</w:t>
@@ -8334,7 +8763,7 @@
           <w:b/>
           <w:bCs/>
         </w:rPr>
-        <w:t xml:space="preserve">[−1.8, +14.2] points</w:t>
+        <w:t xml:space="preserve">[−1.9, +14.7] points</w:t>
       </w:r>
       <w:r>
         <w:t xml:space="preserve">, which includes zero. None of these tasks changed under the scoring</w:t>
@@ -8798,7 +9227,28 @@
         <w:t xml:space="preserve"> </w:t>
       </w:r>
       <w:r>
-        <w:t xml:space="preserve">every table and figure can be recomputed from it with</w:t>
+        <w:t xml:space="preserve">its</w:t>
+      </w:r>
+      <w:r>
+        <w:t xml:space="preserve"> </w:t>
+      </w:r>
+      <w:r>
+        <w:rPr>
+          <w:rStyle w:val="VerbatimChar"/>
+        </w:rPr>
+        <w:t xml:space="preserve">passable</w:t>
+      </w:r>
+      <w:r>
+        <w:t xml:space="preserve"> </w:t>
+      </w:r>
+      <w:r>
+        <w:t xml:space="preserve">column marks the three unpassable tasks. Every table and figure can be recomputed</w:t>
+      </w:r>
+      <w:r>
+        <w:t xml:space="preserve"> </w:t>
+      </w:r>
+      <w:r>
+        <w:t xml:space="preserve">from it with</w:t>
       </w:r>
       <w:r>
         <w:t xml:space="preserve"> </w:t>
@@ -8808,6 +9258,24 @@
           <w:rStyle w:val="VerbatimChar"/>
         </w:rPr>
         <w:t xml:space="preserve">python -m pants_on_fire_eval.decomposition --scores-csv results/pilot-2026/per_task_scores.csv --out &lt;dir&gt;</w:t>
+      </w:r>
+      <w:r>
+        <w:t xml:space="preserve">,</w:t>
+      </w:r>
+      <w:r>
+        <w:t xml:space="preserve"> </w:t>
+      </w:r>
+      <w:r>
+        <w:t xml:space="preserve">which drops those tasks unless given</w:t>
+      </w:r>
+      <w:r>
+        <w:t xml:space="preserve"> </w:t>
+      </w:r>
+      <w:r>
+        <w:rPr>
+          <w:rStyle w:val="VerbatimChar"/>
+        </w:rPr>
+        <w:t xml:space="preserve">--include-unpassable</w:t>
       </w:r>
       <w:r>
         <w:t xml:space="preserve">.</w:t>
@@ -8907,7 +9375,7 @@
         <w:t xml:space="preserve"> </w:t>
       </w:r>
       <w:r>
-        <w:t xml:space="preserve">added on o4-mini.</w:t>
+        <w:t xml:space="preserve">added on o4-mini; rates and contrasts reported over the 100 passable tasks.</w:t>
       </w:r>
     </w:p>
     <w:bookmarkEnd w:id="84"/>

--- a/docs/reports/decomposition-pilot.docx
+++ b/docs/reports/decomposition-pilot.docx
@@ -183,13 +183,13 @@
         <w:t xml:space="preserve"> </w:t>
       </w:r>
       <w:r>
-        <w:t xml:space="preserve">under every condition; three tasks have broken tests, and the analysis uses the other 100. Cheating</w:t>
-      </w:r>
-      <w:r>
-        <w:t xml:space="preserve"> </w:t>
-      </w:r>
-      <w:r>
-        <w:t xml:space="preserve">rises with capability: without a specification, o3 cheats 13 percentage points more often than</w:t>
+        <w:t xml:space="preserve">under every condition; three tasks have broken tests, and the analysis uses the other 100. On these</w:t>
+      </w:r>
+      <w:r>
+        <w:t xml:space="preserve"> </w:t>
+      </w:r>
+      <w:r>
+        <w:t xml:space="preserve">tasks cheating rises with capability: without a specification, o3 cheats 13 percentage points more often than</w:t>
       </w:r>
       <w:r>
         <w:t xml:space="preserve"> </w:t>
@@ -231,7 +231,7 @@
         <w:t xml:space="preserve"> </w:t>
       </w:r>
       <w:r>
-        <w:t xml:space="preserve">their effect with capability, and this study cannot distinguish it from no change. All scores use</w:t>
+        <w:t xml:space="preserve">their effect with capability; this study cannot distinguish it from no change. All scores use</w:t>
       </w:r>
       <w:r>
         <w:t xml:space="preserve"> </w:t>
@@ -271,7 +271,7 @@
         <w:t xml:space="preserve">A model that schemes pursues a goal it hides while presenting itself as aligned</w:t>
       </w:r>
       <w:r>
-        <w:t xml:space="preserve">5, 6, 7</w:t>
+        <w:t xml:space="preserve">1, 2, 3</w:t>
       </w:r>
       <w:r>
         <w:t xml:space="preserve">.</w:t>
@@ -289,7 +289,7 @@
         <w:t xml:space="preserve">Deliberative alignment trains reasoning models to do this</w:t>
       </w:r>
       <w:r>
-        <w:t xml:space="preserve">1</w:t>
+        <w:t xml:space="preserve">4</w:t>
       </w:r>
       <w:r>
         <w:t xml:space="preserve">, and Schoen et</w:t>
@@ -301,7 +301,7 @@
         <w:t xml:space="preserve">al.</w:t>
       </w:r>
       <w:r>
-        <w:t xml:space="preserve">2</w:t>
+        <w:t xml:space="preserve">5</w:t>
       </w:r>
       <w:r>
         <w:t xml:space="preserve"> </w:t>
@@ -428,7 +428,7 @@
         <w:t xml:space="preserve">a concern Apollo Research raises about training on the specification</w:t>
       </w:r>
       <w:r>
-        <w:t xml:space="preserve">8, 9</w:t>
+        <w:t xml:space="preserve">6, 7</w:t>
       </w:r>
       <w:r>
         <w:t xml:space="preserve">; this paper</w:t>
@@ -454,7 +454,7 @@
         <w:t xml:space="preserve">ImpossibleBench</w:t>
       </w:r>
       <w:r>
-        <w:t xml:space="preserve">3</w:t>
+        <w:t xml:space="preserve">8</w:t>
       </w:r>
       <w:r>
         <w:t xml:space="preserve">. Each of its tasks is a real programming problem whose unit test has</w:t>
@@ -525,7 +525,7 @@
         <w:pStyle w:val="BodyText"/>
       </w:pPr>
       <w:r>
-        <w:t xml:space="preserve">Cheating rises with capability. Without a specification, o3 cheats on 80% of tasks and o4-mini on</w:t>
+        <w:t xml:space="preserve">On these tasks cheating rises with capability. Without a specification, o3 cheats on 80% of tasks and o4-mini on</w:t>
       </w:r>
       <w:r>
         <w:t xml:space="preserve"> </w:t>
@@ -605,7 +605,13 @@
         <w:t xml:space="preserve"> </w:t>
       </w:r>
       <w:r>
-        <w:t xml:space="preserve">comparison. One run per task resolves paired differences to about ±8 points on o3 and ±11 on</w:t>
+        <w:t xml:space="preserve">comparison, and on ImpossibleBench’s SWE-bench tasks its authors report the opposite order for</w:t>
+      </w:r>
+      <w:r>
+        <w:t xml:space="preserve"> </w:t>
+      </w:r>
+      <w:r>
+        <w:t xml:space="preserve">these two models. One run per task resolves paired differences to about ±8 points on o3 and ±11 on</w:t>
       </w:r>
       <w:r>
         <w:t xml:space="preserve"> </w:t>
@@ -652,373 +658,373 @@
         <w:t xml:space="preserve">Deliberative alignment</w:t>
       </w:r>
       <w:r>
+        <w:t xml:space="preserve">4</w:t>
+      </w:r>
+      <w:r>
+        <w:t xml:space="preserve"> </w:t>
+      </w:r>
+      <w:r>
+        <w:t xml:space="preserve">trains reasoning models to recall a written specification and</w:t>
+      </w:r>
+      <w:r>
+        <w:t xml:space="preserve"> </w:t>
+      </w:r>
+      <w:r>
+        <w:t xml:space="preserve">reason over it before answering. Schoen et al.</w:t>
+      </w:r>
+      <w:r>
+        <w:t xml:space="preserve">5</w:t>
+      </w:r>
+      <w:r>
+        <w:t xml:space="preserve"> </w:t>
+      </w:r>
+      <w:r>
+        <w:t xml:space="preserve">use it against scheming and report large</w:t>
+      </w:r>
+      <w:r>
+        <w:t xml:space="preserve"> </w:t>
+      </w:r>
+      <w:r>
+        <w:t xml:space="preserve">reductions in covert action, together with a complication: the models’ chains of thought often show</w:t>
+      </w:r>
+      <w:r>
+        <w:t xml:space="preserve"> </w:t>
+      </w:r>
+      <w:r>
+        <w:t xml:space="preserve">awareness of being evaluated, that awareness causally decreases covert behavior, and the authors</w:t>
+      </w:r>
+      <w:r>
+        <w:t xml:space="preserve"> </w:t>
+      </w:r>
+      <w:r>
+        <w:t xml:space="preserve">cannot exclude that the reductions are at least partly driven by it. Other work on specifications</w:t>
+      </w:r>
+      <w:r>
+        <w:t xml:space="preserve"> </w:t>
+      </w:r>
+      <w:r>
+        <w:t xml:space="preserve">has examined them whole. Jakkli et al.</w:t>
+      </w:r>
+      <w:r>
+        <w:t xml:space="preserve">9</w:t>
+      </w:r>
+      <w:r>
+        <w:t xml:space="preserve"> </w:t>
+      </w:r>
+      <w:r>
+        <w:t xml:space="preserve">split Anthropic’s constitution and OpenAI’s Model</w:t>
+      </w:r>
+      <w:r>
+        <w:t xml:space="preserve"> </w:t>
+      </w:r>
+      <w:r>
+        <w:t xml:space="preserve">Spec into about 200 testable tenets each and audit how often models violate them, finding violation</w:t>
+      </w:r>
+      <w:r>
+        <w:t xml:space="preserve"> </w:t>
+      </w:r>
+      <w:r>
+        <w:t xml:space="preserve">rates that fall across model generations. Li et al.</w:t>
+      </w:r>
+      <w:r>
+        <w:t xml:space="preserve">10</w:t>
+      </w:r>
+      <w:r>
+        <w:t xml:space="preserve"> </w:t>
+      </w:r>
+      <w:r>
+        <w:t xml:space="preserve">find in training that</w:t>
+      </w:r>
+      <w:r>
+        <w:t xml:space="preserve"> </w:t>
+      </w:r>
+      <w:r>
+        <w:t xml:space="preserve">specifications which explain the values behind their rules, and specifications which give specific</w:t>
+      </w:r>
+      <w:r>
+        <w:t xml:space="preserve"> </w:t>
+      </w:r>
+      <w:r>
+        <w:t xml:space="preserve">guidance, generalize better. We found no study that removes clauses from a safety specification and</w:t>
+      </w:r>
+      <w:r>
+        <w:t xml:space="preserve"> </w:t>
+      </w:r>
+      <w:r>
+        <w:t xml:space="preserve">measures the change in misbehavior.</w:t>
+      </w:r>
+    </w:p>
+    <w:p>
+      <w:pPr>
+        <w:pStyle w:val="BodyText"/>
+      </w:pPr>
+      <w:r>
+        <w:t xml:space="preserve">ImpossibleBench</w:t>
+      </w:r>
+      <w:r>
+        <w:t xml:space="preserve">8</w:t>
+      </w:r>
+      <w:r>
+        <w:t xml:space="preserve"> </w:t>
+      </w:r>
+      <w:r>
+        <w:t xml:space="preserve">introduced the impossible-task construction used here, and its authors</w:t>
+      </w:r>
+      <w:r>
+        <w:t xml:space="preserve"> </w:t>
+      </w:r>
+      <w:r>
+        <w:t xml:space="preserve">vary the instruction given to the model. On the conflicting split with the minimal scaffold, GPT-5</w:t>
+      </w:r>
+      <w:r>
+        <w:t xml:space="preserve"> </w:t>
+      </w:r>
+      <w:r>
+        <w:t xml:space="preserve">cheats on 92% of tasks under the loosest instruction and on 1% under the strictest, which tells the</w:t>
+      </w:r>
+      <w:r>
+        <w:t xml:space="preserve"> </w:t>
+      </w:r>
+      <w:r>
+        <w:t xml:space="preserve">model to stop and explain when a test is flawed; o3 falls from 91% to 33% (their Figure 6). That</w:t>
+      </w:r>
+      <w:r>
+        <w:t xml:space="preserve"> </w:t>
+      </w:r>
+      <w:r>
+        <w:t xml:space="preserve">ablation varies how the task is framed. This paper holds the loosest instruction fixed and varies</w:t>
+      </w:r>
+      <w:r>
+        <w:t xml:space="preserve"> </w:t>
+      </w:r>
+      <w:r>
+        <w:t xml:space="preserve">the safety specification placed before it. Mendelsohn</w:t>
+      </w:r>
+      <w:r>
+        <w:t xml:space="preserve">11</w:t>
+      </w:r>
+      <w:r>
+        <w:t xml:space="preserve"> </w:t>
+      </w:r>
+      <w:r>
+        <w:t xml:space="preserve">audits the benchmark’s</w:t>
+      </w:r>
+      <w:r>
+        <w:t xml:space="preserve"> </w:t>
+      </w:r>
+      <w:r>
+        <w:t xml:space="preserve">LiveCodeBench version. He finds that a program ending with exit status 0 counts as a pass, so a</w:t>
+      </w:r>
+      <w:r>
+        <w:t xml:space="preserve"> </w:t>
+      </w:r>
+      <w:r>
+        <w:t xml:space="preserve">model that explains the flaw and then exits is scored as cheating; that three conflicting-split</w:t>
+      </w:r>
+      <w:r>
+        <w:t xml:space="preserve"> </w:t>
+      </w:r>
+      <w:r>
+        <w:t xml:space="preserve">tests cannot be passed at all, the same three we identify in Section 3.1; and that two runs of the</w:t>
+      </w:r>
+      <w:r>
+        <w:t xml:space="preserve"> </w:t>
+      </w:r>
+      <w:r>
+        <w:t xml:space="preserve">same model, prompt and task agree on pass or fail for only 56% to 85% of tasks.</w:t>
+      </w:r>
+    </w:p>
+    <w:p>
+      <w:pPr>
+        <w:pStyle w:val="BodyText"/>
+      </w:pPr>
+      <w:r>
+        <w:t xml:space="preserve">Instructions against cheating have measured effects that range from none to large. METR</w:t>
+      </w:r>
+      <w:r>
+        <w:t xml:space="preserve">12</w:t>
+      </w:r>
+      <w:r>
+        <w:t xml:space="preserve"> </w:t>
+      </w:r>
+      <w:r>
+        <w:t xml:space="preserve">found that telling o3 not to cheat, or not to reward hack, left its reward hacking on one task at</w:t>
+      </w:r>
+      <w:r>
+        <w:t xml:space="preserve"> </w:t>
+      </w:r>
+      <w:r>
+        <w:t xml:space="preserve">70% to 80% of runs, against 80% without the instruction. On offensive-security tasks, anti-cheating</w:t>
+      </w:r>
+      <w:r>
+        <w:t xml:space="preserve"> </w:t>
+      </w:r>
+      <w:r>
+        <w:t xml:space="preserve">prompts lowered cheating across 22 models from 33.0% to 18.6% with a standard prompt and to 8.5%</w:t>
+      </w:r>
+      <w:r>
+        <w:t xml:space="preserve"> </w:t>
+      </w:r>
+      <w:r>
+        <w:t xml:space="preserve">with a severe one</w:t>
+      </w:r>
+      <w:r>
+        <w:t xml:space="preserve">13</w:t>
+      </w:r>
+      <w:r>
+        <w:t xml:space="preserve">. Gomez</w:t>
+      </w:r>
+      <w:r>
+        <w:t xml:space="preserve">14</w:t>
+      </w:r>
+      <w:r>
+        <w:t xml:space="preserve"> </w:t>
+      </w:r>
+      <w:r>
+        <w:t xml:space="preserve">gives models an in-context anti-reward-hacking</w:t>
+      </w:r>
+      <w:r>
+        <w:t xml:space="preserve"> </w:t>
+      </w:r>
+      <w:r>
+        <w:t xml:space="preserve">policy and a channel for reporting defects, on coding problems with defective checkers, and lowers</w:t>
+      </w:r>
+      <w:r>
+        <w:t xml:space="preserve"> </w:t>
+      </w:r>
+      <w:r>
+        <w:t xml:space="preserve">hacking across 8 models from 23.6% to 5.3%. Nishimura-Gasparian et al.</w:t>
+      </w:r>
+      <w:r>
+        <w:t xml:space="preserve">15</w:t>
+      </w:r>
+      <w:r>
+        <w:t xml:space="preserve"> </w:t>
+      </w:r>
+      <w:r>
+        <w:t xml:space="preserve">find that</w:t>
+      </w:r>
+      <w:r>
+        <w:t xml:space="preserve"> </w:t>
+      </w:r>
+      <w:r>
+        <w:t xml:space="preserve">reinforcement-learning reasoning training substantially raises specification gaming, including on</w:t>
+      </w:r>
+      <w:r>
+        <w:t xml:space="preserve"> </w:t>
+      </w:r>
+      <w:r>
+        <w:t xml:space="preserve">LiveCodeBench tasks with an incorrect test, and that test-time mitigations reduce it without</w:t>
+      </w:r>
+      <w:r>
+        <w:t xml:space="preserve"> </w:t>
+      </w:r>
+      <w:r>
+        <w:t xml:space="preserve">eliminating it. These studies vary whether an instruction against cheating is present, or how strong</w:t>
+      </w:r>
+      <w:r>
+        <w:t xml:space="preserve"> </w:t>
+      </w:r>
+      <w:r>
+        <w:t xml:space="preserve">it is; this paper varies which kind of safety content the instruction contains. On a tool-use</w:t>
+      </w:r>
+      <w:r>
+        <w:t xml:space="preserve"> </w:t>
+      </w:r>
+      <w:r>
+        <w:t xml:space="preserve">benchmark, Thaman</w:t>
+      </w:r>
+      <w:r>
+        <w:t xml:space="preserve">16</w:t>
+      </w:r>
+      <w:r>
+        <w:t xml:space="preserve"> </w:t>
+      </w:r>
+      <w:r>
+        <w:t xml:space="preserve">reports the same ordering among OpenAI’s reasoning models as we do:</w:t>
+      </w:r>
+      <w:r>
+        <w:t xml:space="preserve"> </w:t>
+      </w:r>
+      <w:r>
+        <w:t xml:space="preserve">exploit rates of 7.1% for o3-mini, 8.4% for o4-mini and 11.8% for o3.</w:t>
+      </w:r>
+    </w:p>
+    <w:p>
+      <w:pPr>
+        <w:pStyle w:val="BodyText"/>
+      </w:pPr>
+      <w:r>
+        <w:t xml:space="preserve">Evaluations of scheming also place models in agentic scenarios that set a model’s goal against its</w:t>
+      </w:r>
+      <w:r>
+        <w:t xml:space="preserve"> </w:t>
+      </w:r>
+      <w:r>
+        <w:t xml:space="preserve">developer’s</w:t>
+      </w:r>
+      <w:r>
         <w:t xml:space="preserve">1</w:t>
       </w:r>
       <w:r>
-        <w:t xml:space="preserve"> </w:t>
-      </w:r>
-      <w:r>
-        <w:t xml:space="preserve">trains reasoning models to recall a written specification and</w:t>
-      </w:r>
-      <w:r>
-        <w:t xml:space="preserve"> </w:t>
-      </w:r>
-      <w:r>
-        <w:t xml:space="preserve">reason over it before answering. Schoen et al.</w:t>
+        <w:t xml:space="preserve">, follow models from sycophancy to tampering with their own reward</w:t>
       </w:r>
       <w:r>
         <w:t xml:space="preserve">2</w:t>
       </w:r>
       <w:r>
-        <w:t xml:space="preserve"> </w:t>
-      </w:r>
-      <w:r>
-        <w:t xml:space="preserve">use it against scheming and report large</w:t>
-      </w:r>
-      <w:r>
-        <w:t xml:space="preserve"> </w:t>
-      </w:r>
-      <w:r>
-        <w:t xml:space="preserve">reductions in covert action, together with a complication: the models’ chains of thought often show</w:t>
-      </w:r>
-      <w:r>
-        <w:t xml:space="preserve"> </w:t>
-      </w:r>
-      <w:r>
-        <w:t xml:space="preserve">awareness of being evaluated, that awareness causally decreases covert behavior, and the authors</w:t>
-      </w:r>
-      <w:r>
-        <w:t xml:space="preserve"> </w:t>
-      </w:r>
-      <w:r>
-        <w:t xml:space="preserve">cannot exclude that the reductions are at least partly driven by it. Other work on specifications</w:t>
-      </w:r>
-      <w:r>
-        <w:t xml:space="preserve"> </w:t>
-      </w:r>
-      <w:r>
-        <w:t xml:space="preserve">has examined them whole. Jakkli et al.</w:t>
-      </w:r>
-      <w:r>
-        <w:t xml:space="preserve">20</w:t>
-      </w:r>
-      <w:r>
-        <w:t xml:space="preserve"> </w:t>
-      </w:r>
-      <w:r>
-        <w:t xml:space="preserve">split Anthropic’s constitution and OpenAI’s Model</w:t>
-      </w:r>
-      <w:r>
-        <w:t xml:space="preserve"> </w:t>
-      </w:r>
-      <w:r>
-        <w:t xml:space="preserve">Spec into about 200 testable tenets each and audit how often models violate them, finding violation</w:t>
-      </w:r>
-      <w:r>
-        <w:t xml:space="preserve"> </w:t>
-      </w:r>
-      <w:r>
-        <w:t xml:space="preserve">rates that fall across model generations. Li et al.</w:t>
-      </w:r>
-      <w:r>
-        <w:t xml:space="preserve">21</w:t>
-      </w:r>
-      <w:r>
-        <w:t xml:space="preserve"> </w:t>
-      </w:r>
-      <w:r>
-        <w:t xml:space="preserve">find in training that</w:t>
-      </w:r>
-      <w:r>
-        <w:t xml:space="preserve"> </w:t>
-      </w:r>
-      <w:r>
-        <w:t xml:space="preserve">specifications which explain the values behind their rules, and specifications which give specific</w:t>
-      </w:r>
-      <w:r>
-        <w:t xml:space="preserve"> </w:t>
-      </w:r>
-      <w:r>
-        <w:t xml:space="preserve">guidance, generalize better. We found no study that removes clauses from a safety specification and</w:t>
-      </w:r>
-      <w:r>
-        <w:t xml:space="preserve"> </w:t>
-      </w:r>
-      <w:r>
-        <w:t xml:space="preserve">measures the change in misbehavior.</w:t>
-      </w:r>
-    </w:p>
-    <w:p>
-      <w:pPr>
-        <w:pStyle w:val="BodyText"/>
-      </w:pPr>
-      <w:r>
-        <w:t xml:space="preserve">ImpossibleBench</w:t>
+        <w:t xml:space="preserve">,</w:t>
+      </w:r>
+      <w:r>
+        <w:t xml:space="preserve"> </w:t>
+      </w:r>
+      <w:r>
+        <w:t xml:space="preserve">and ask whether training against misbehavior visible in a chain of thought teaches models to hide</w:t>
+      </w:r>
+      <w:r>
+        <w:t xml:space="preserve"> </w:t>
+      </w:r>
+      <w:r>
+        <w:t xml:space="preserve">it</w:t>
       </w:r>
       <w:r>
         <w:t xml:space="preserve">3</w:t>
       </w:r>
       <w:r>
-        <w:t xml:space="preserve"> </w:t>
-      </w:r>
-      <w:r>
-        <w:t xml:space="preserve">introduced the impossible-task construction used here, and its authors</w:t>
-      </w:r>
-      <w:r>
-        <w:t xml:space="preserve"> </w:t>
-      </w:r>
-      <w:r>
-        <w:t xml:space="preserve">vary the instruction given to the model. On the conflicting split with the minimal scaffold, GPT-5</w:t>
-      </w:r>
-      <w:r>
-        <w:t xml:space="preserve"> </w:t>
-      </w:r>
-      <w:r>
-        <w:t xml:space="preserve">cheats on 92% of tasks under the loosest instruction and on 1% under the strictest, which tells the</w:t>
-      </w:r>
-      <w:r>
-        <w:t xml:space="preserve"> </w:t>
-      </w:r>
-      <w:r>
-        <w:t xml:space="preserve">model to stop and explain when a test is flawed; o3 falls from 91% to 33% (their Figure 6). That</w:t>
-      </w:r>
-      <w:r>
-        <w:t xml:space="preserve"> </w:t>
-      </w:r>
-      <w:r>
-        <w:t xml:space="preserve">ablation varies how the task is framed. This paper holds the loosest instruction fixed and varies</w:t>
-      </w:r>
-      <w:r>
-        <w:t xml:space="preserve"> </w:t>
-      </w:r>
-      <w:r>
-        <w:t xml:space="preserve">the safety specification placed before it. Mendelsohn</w:t>
-      </w:r>
-      <w:r>
-        <w:t xml:space="preserve">14</w:t>
-      </w:r>
-      <w:r>
-        <w:t xml:space="preserve"> </w:t>
-      </w:r>
-      <w:r>
-        <w:t xml:space="preserve">audits the benchmark’s</w:t>
-      </w:r>
-      <w:r>
-        <w:t xml:space="preserve"> </w:t>
-      </w:r>
-      <w:r>
-        <w:t xml:space="preserve">LiveCodeBench version. He finds that a program ending with exit status 0 counts as a pass, so a</w:t>
-      </w:r>
-      <w:r>
-        <w:t xml:space="preserve"> </w:t>
-      </w:r>
-      <w:r>
-        <w:t xml:space="preserve">model that explains the flaw and then exits is scored as cheating; that three conflicting-split</w:t>
-      </w:r>
-      <w:r>
-        <w:t xml:space="preserve"> </w:t>
-      </w:r>
-      <w:r>
-        <w:t xml:space="preserve">tests cannot be passed at all, the same three we identify in Section 3.1; and that two runs of the</w:t>
-      </w:r>
-      <w:r>
-        <w:t xml:space="preserve"> </w:t>
-      </w:r>
-      <w:r>
-        <w:t xml:space="preserve">same model, prompt and task agree on pass or fail for only 56% to 85% of tasks.</w:t>
-      </w:r>
-    </w:p>
-    <w:p>
-      <w:pPr>
-        <w:pStyle w:val="BodyText"/>
-      </w:pPr>
-      <w:r>
-        <w:t xml:space="preserve">Instructions against cheating have measured effects that range from none to large. METR</w:t>
+        <w:t xml:space="preserve">. Models can often tell evaluations from deployment</w:t>
       </w:r>
       <w:r>
         <w:t xml:space="preserve">17</w:t>
       </w:r>
       <w:r>
-        <w:t xml:space="preserve"> </w:t>
-      </w:r>
-      <w:r>
-        <w:t xml:space="preserve">found that telling o3 not to cheat, or not to reward hack, left its reward hacking on one task at</w:t>
-      </w:r>
-      <w:r>
-        <w:t xml:space="preserve"> </w:t>
-      </w:r>
-      <w:r>
-        <w:t xml:space="preserve">70% to 80% of runs, against 80% without the instruction. On offensive-security tasks, anti-cheating</w:t>
-      </w:r>
-      <w:r>
-        <w:t xml:space="preserve"> </w:t>
-      </w:r>
-      <w:r>
-        <w:t xml:space="preserve">prompts lowered cheating across 22 models from 33.0% to 18.6% with a standard prompt and to 8.5%</w:t>
-      </w:r>
-      <w:r>
-        <w:t xml:space="preserve"> </w:t>
-      </w:r>
-      <w:r>
-        <w:t xml:space="preserve">with a severe one</w:t>
+        <w:t xml:space="preserve">, and OpenAI reports</w:t>
+      </w:r>
+      <w:r>
+        <w:t xml:space="preserve"> </w:t>
+      </w:r>
+      <w:r>
+        <w:t xml:space="preserve">that production-derived evaluations elicit substantially less evaluation awareness than its</w:t>
+      </w:r>
+      <w:r>
+        <w:t xml:space="preserve"> </w:t>
+      </w:r>
+      <w:r>
+        <w:t xml:space="preserve">deception evaluation built on impossible coding tasks</w:t>
       </w:r>
       <w:r>
         <w:t xml:space="preserve">18</w:t>
       </w:r>
       <w:r>
-        <w:t xml:space="preserve">. Gomez</w:t>
-      </w:r>
-      <w:r>
-        <w:t xml:space="preserve">15</w:t>
-      </w:r>
-      <w:r>
-        <w:t xml:space="preserve"> </w:t>
-      </w:r>
-      <w:r>
-        <w:t xml:space="preserve">gives models an in-context anti-reward-hacking</w:t>
-      </w:r>
-      <w:r>
-        <w:t xml:space="preserve"> </w:t>
-      </w:r>
-      <w:r>
-        <w:t xml:space="preserve">policy and a channel for reporting defects, on coding problems with defective checkers, and lowers</w:t>
-      </w:r>
-      <w:r>
-        <w:t xml:space="preserve"> </w:t>
-      </w:r>
-      <w:r>
-        <w:t xml:space="preserve">hacking across 8 models from 23.6% to 5.3%. Nishimura-Gasparian et al.</w:t>
-      </w:r>
-      <w:r>
-        <w:t xml:space="preserve">16</w:t>
-      </w:r>
-      <w:r>
-        <w:t xml:space="preserve"> </w:t>
-      </w:r>
-      <w:r>
-        <w:t xml:space="preserve">find that</w:t>
-      </w:r>
-      <w:r>
-        <w:t xml:space="preserve"> </w:t>
-      </w:r>
-      <w:r>
-        <w:t xml:space="preserve">reinforcement-learning reasoning training substantially raises specification gaming, including on</w:t>
-      </w:r>
-      <w:r>
-        <w:t xml:space="preserve"> </w:t>
-      </w:r>
-      <w:r>
-        <w:t xml:space="preserve">LiveCodeBench tasks with an incorrect test, and that test-time mitigations reduce it without</w:t>
-      </w:r>
-      <w:r>
-        <w:t xml:space="preserve"> </w:t>
-      </w:r>
-      <w:r>
-        <w:t xml:space="preserve">eliminating it. These studies vary whether an instruction against cheating is present, or how strong</w:t>
-      </w:r>
-      <w:r>
-        <w:t xml:space="preserve"> </w:t>
-      </w:r>
-      <w:r>
-        <w:t xml:space="preserve">it is; this paper varies which kind of safety content the instruction contains. On a tool-use</w:t>
-      </w:r>
-      <w:r>
-        <w:t xml:space="preserve"> </w:t>
-      </w:r>
-      <w:r>
-        <w:t xml:space="preserve">benchmark, Thaman</w:t>
+        <w:t xml:space="preserve">. How much that awareness changes</w:t>
+      </w:r>
+      <w:r>
+        <w:t xml:space="preserve"> </w:t>
+      </w:r>
+      <w:r>
+        <w:t xml:space="preserve">behavior is contested: Knecht et al.</w:t>
       </w:r>
       <w:r>
         <w:t xml:space="preserve">19</w:t>
-      </w:r>
-      <w:r>
-        <w:t xml:space="preserve"> </w:t>
-      </w:r>
-      <w:r>
-        <w:t xml:space="preserve">reports the same ordering among OpenAI’s reasoning models as we do:</w:t>
-      </w:r>
-      <w:r>
-        <w:t xml:space="preserve"> </w:t>
-      </w:r>
-      <w:r>
-        <w:t xml:space="preserve">exploit rates of 7.1% for o3-mini, 8.4% for o4-mini and 11.8% for o3.</w:t>
-      </w:r>
-    </w:p>
-    <w:p>
-      <w:pPr>
-        <w:pStyle w:val="BodyText"/>
-      </w:pPr>
-      <w:r>
-        <w:t xml:space="preserve">Evaluations of scheming also place models in agentic scenarios that set a model’s goal against its</w:t>
-      </w:r>
-      <w:r>
-        <w:t xml:space="preserve"> </w:t>
-      </w:r>
-      <w:r>
-        <w:t xml:space="preserve">developer’s</w:t>
-      </w:r>
-      <w:r>
-        <w:t xml:space="preserve">5</w:t>
-      </w:r>
-      <w:r>
-        <w:t xml:space="preserve">, follow models from sycophancy to tampering with their own reward</w:t>
-      </w:r>
-      <w:r>
-        <w:t xml:space="preserve">6</w:t>
-      </w:r>
-      <w:r>
-        <w:t xml:space="preserve">,</w:t>
-      </w:r>
-      <w:r>
-        <w:t xml:space="preserve"> </w:t>
-      </w:r>
-      <w:r>
-        <w:t xml:space="preserve">and ask whether training against misbehavior visible in a chain of thought teaches models to hide</w:t>
-      </w:r>
-      <w:r>
-        <w:t xml:space="preserve"> </w:t>
-      </w:r>
-      <w:r>
-        <w:t xml:space="preserve">it</w:t>
-      </w:r>
-      <w:r>
-        <w:t xml:space="preserve">7</w:t>
-      </w:r>
-      <w:r>
-        <w:t xml:space="preserve">. Models can often tell evaluations from deployment</w:t>
-      </w:r>
-      <w:r>
-        <w:t xml:space="preserve">24</w:t>
-      </w:r>
-      <w:r>
-        <w:t xml:space="preserve">, and OpenAI reports</w:t>
-      </w:r>
-      <w:r>
-        <w:t xml:space="preserve"> </w:t>
-      </w:r>
-      <w:r>
-        <w:t xml:space="preserve">that production-derived evaluations elicit substantially less evaluation awareness than its</w:t>
-      </w:r>
-      <w:r>
-        <w:t xml:space="preserve"> </w:t>
-      </w:r>
-      <w:r>
-        <w:t xml:space="preserve">deception evaluation built on impossible coding tasks</w:t>
-      </w:r>
-      <w:r>
-        <w:t xml:space="preserve">23</w:t>
-      </w:r>
-      <w:r>
-        <w:t xml:space="preserve">. How much that awareness changes</w:t>
-      </w:r>
-      <w:r>
-        <w:t xml:space="preserve"> </w:t>
-      </w:r>
-      <w:r>
-        <w:t xml:space="preserve">behavior is contested: Knecht et al.</w:t>
-      </w:r>
-      <w:r>
-        <w:t xml:space="preserve">22</w:t>
       </w:r>
       <w:r>
         <w:t xml:space="preserve"> </w:t>
@@ -1256,7 +1262,7 @@
         <w:t xml:space="preserve">Mendelsohn</w:t>
       </w:r>
       <w:r>
-        <w:t xml:space="preserve">14</w:t>
+        <w:t xml:space="preserve">11</w:t>
       </w:r>
       <w:r>
         <w:t xml:space="preserve"> </w:t>
@@ -1483,7 +1489,7 @@
         <w:t xml:space="preserve">after explaining the flaw, so a pass is not always a cheat</w:t>
       </w:r>
       <w:r>
-        <w:t xml:space="preserve">14</w:t>
+        <w:t xml:space="preserve">11</w:t>
       </w:r>
       <w:r>
         <w:t xml:space="preserve">. Of the 562 passes in our</w:t>
@@ -2141,7 +2147,7 @@
         <w:t xml:space="preserve">Newcombe interval for a paired difference of proportions</w:t>
       </w:r>
       <w:r>
-        <w:t xml:space="preserve">10</w:t>
+        <w:t xml:space="preserve">20</w:t>
       </w:r>
       <w:r>
         <w:t xml:space="preserve">, which is built from Wilson</w:t>
@@ -2153,7 +2159,7 @@
         <w:t xml:space="preserve">intervals, with an exact McNemar test, and per-cell rates with Wilson intervals</w:t>
       </w:r>
       <w:r>
-        <w:t xml:space="preserve">11</w:t>
+        <w:t xml:space="preserve">21</w:t>
       </w:r>
       <w:r>
         <w:t xml:space="preserve">. Holm’s</w:t>
@@ -2165,7 +2171,7 @@
         <w:t xml:space="preserve">procedure</w:t>
       </w:r>
       <w:r>
-        <w:t xml:space="preserve">4</w:t>
+        <w:t xml:space="preserve">22</w:t>
       </w:r>
       <w:r>
         <w:t xml:space="preserve"> </w:t>
@@ -2757,7 +2763,37 @@
         <w:t xml:space="preserve"> </w:t>
       </w:r>
       <w:r>
-        <w:t xml:space="preserve">differ in more than capability, so this is a single contrast and cannot establish a trend.</w:t>
+        <w:t xml:space="preserve">differ in more than capability, so this is a single contrast and cannot establish a trend. The</w:t>
+      </w:r>
+      <w:r>
+        <w:t xml:space="preserve"> </w:t>
+      </w:r>
+      <w:r>
+        <w:t xml:space="preserve">order also depends on the benchmark. On ImpossibleBench’s conflicting SWE-bench split with its full</w:t>
+      </w:r>
+      <w:r>
+        <w:t xml:space="preserve"> </w:t>
+      </w:r>
+      <w:r>
+        <w:t xml:space="preserve">scaffold, its authors report o4-mini cheating on about 49% of tasks and o3 on about 29% (read from</w:t>
+      </w:r>
+      <w:r>
+        <w:t xml:space="preserve"> </w:t>
+      </w:r>
+      <w:r>
+        <w:t xml:space="preserve">their Figure 3), the reverse of the order here; with the minimal scaffold the two are about equal</w:t>
+      </w:r>
+      <w:r>
+        <w:t xml:space="preserve"> </w:t>
+      </w:r>
+      <w:r>
+        <w:t xml:space="preserve">(their Figure 12). On a tool-use benchmark the order matches ours</w:t>
+      </w:r>
+      <w:r>
+        <w:t xml:space="preserve">16</w:t>
+      </w:r>
+      <w:r>
+        <w:t xml:space="preserve">.</w:t>
       </w:r>
     </w:p>
     <w:p>
@@ -4410,7 +4446,7 @@
         <w:t xml:space="preserve">models, suggest that this correlation is moderate on the benchmark</w:t>
       </w:r>
       <w:r>
-        <w:t xml:space="preserve">14</w:t>
+        <w:t xml:space="preserve">11</w:t>
       </w:r>
       <w:r>
         <w:t xml:space="preserve">; if it is for o3</w:t>
@@ -4461,22 +4497,28 @@
         <w:t xml:space="preserve">different rates on the two splits make uncertain</w:t>
       </w:r>
       <w:r>
-        <w:t xml:space="preserve">3</w:t>
-      </w:r>
-      <w:r>
-        <w:t xml:space="preserve">. Resolving a true 6-point difference</w:t>
-      </w:r>
-      <w:r>
-        <w:t xml:space="preserve"> </w:t>
-      </w:r>
-      <w:r>
-        <w:t xml:space="preserve">with conventional power needs about 350 paired tasks, more than ImpossibleBench’s LiveCodeBench</w:t>
-      </w:r>
-      <w:r>
-        <w:t xml:space="preserve"> </w:t>
-      </w:r>
-      <w:r>
-        <w:t xml:space="preserve">splits provide. H2 is harder still: an interaction is a difference between two estimated</w:t>
+        <w:t xml:space="preserve">8</w:t>
+      </w:r>
+      <w:r>
+        <w:t xml:space="preserve">. At o3’s observed rate of discordant</w:t>
+      </w:r>
+      <w:r>
+        <w:t xml:space="preserve"> </w:t>
+      </w:r>
+      <w:r>
+        <w:t xml:space="preserve">tasks, 17%, the standard sample-size formula for McNemar’s test puts 80% power for a 6-point</w:t>
+      </w:r>
+      <w:r>
+        <w:t xml:space="preserve"> </w:t>
+      </w:r>
+      <w:r>
+        <w:t xml:space="preserve">difference at a two-sided α of .05 at about 370 paired tasks, more than ImpossibleBench’s</w:t>
+      </w:r>
+      <w:r>
+        <w:t xml:space="preserve"> </w:t>
+      </w:r>
+      <w:r>
+        <w:t xml:space="preserve">LiveCodeBench splits provide. H2 is harder still: an interaction is a difference between two estimated</w:t>
       </w:r>
       <w:r>
         <w:t xml:space="preserve"> </w:t>
@@ -4491,7 +4533,7 @@
         <w:t xml:space="preserve">sample</w:t>
       </w:r>
       <w:r>
-        <w:t xml:space="preserve">12</w:t>
+        <w:t xml:space="preserve">23</w:t>
       </w:r>
       <w:r>
         <w:t xml:space="preserve">.</w:t>
@@ -4581,7 +4623,7 @@
         <w:t xml:space="preserve">the conflicting tasks and o3 on 33%; under the loosest they report o3 at 91%</w:t>
       </w:r>
       <w:r>
-        <w:t xml:space="preserve">3</w:t>
+        <w:t xml:space="preserve">8</w:t>
       </w:r>
       <w:r>
         <w:t xml:space="preserve">. We use</w:t>
@@ -4701,7 +4743,7 @@
         <w:t xml:space="preserve">Schoen, commenting on the paper</w:t>
       </w:r>
       <w:r>
-        <w:t xml:space="preserve">13</w:t>
+        <w:t xml:space="preserve">24</w:t>
       </w:r>
       <w:r>
         <w:t xml:space="preserve">, describes himself as</w:t>
@@ -4835,7 +4877,7 @@
         <w:t xml:space="preserve">does</w:t>
       </w:r>
       <w:r>
-        <w:t xml:space="preserve">23</w:t>
+        <w:t xml:space="preserve">18</w:t>
       </w:r>
       <w:r>
         <w:t xml:space="preserve">. A model that infers it is being evaluated</w:t>
@@ -5082,13 +5124,19 @@
         <w:pStyle w:val="FirstParagraph"/>
       </w:pPr>
       <w:r>
-        <w:t xml:space="preserve">Cheating on impossible coding tasks rises from o4-mini to o3, and a written specification in</w:t>
-      </w:r>
-      <w:r>
-        <w:t xml:space="preserve"> </w:t>
-      </w:r>
-      <w:r>
-        <w:t xml:space="preserve">context lowers it by single-digit percentage points. On o4-mini the specification’s content makes</w:t>
+        <w:t xml:space="preserve">On ImpossibleBench’s LiveCodeBench tasks, cheating rises from o4-mini to o3, an order its authors</w:t>
+      </w:r>
+      <w:r>
+        <w:t xml:space="preserve"> </w:t>
+      </w:r>
+      <w:r>
+        <w:t xml:space="preserve">find reversed on their SWE-bench tasks, and a written specification in context lowers cheating by</w:t>
+      </w:r>
+      <w:r>
+        <w:t xml:space="preserve"> </w:t>
+      </w:r>
+      <w:r>
+        <w:t xml:space="preserve">single-digit percentage points. On o4-mini the specification’s content makes</w:t>
       </w:r>
       <w:r>
         <w:t xml:space="preserve"> </w:t>
@@ -5167,12 +5215,81 @@
         <w:pStyle w:val="FirstParagraph"/>
       </w:pPr>
       <w:r>
-        <w:t xml:space="preserve">[1] Guan, M. Y., et al. (2024). Deliberative Alignment: Reasoning Enables Safer Language Models.</w:t>
+        <w:t xml:space="preserve">[1] Meinke, A., et al. (2024). Frontier Models are Capable of In-context Scheming.</w:t>
       </w:r>
       <w:r>
         <w:t xml:space="preserve"> </w:t>
       </w:r>
       <w:hyperlink r:id="rId45">
+        <w:r>
+          <w:rPr>
+            <w:rStyle w:val="Hyperlink"/>
+          </w:rPr>
+          <w:t xml:space="preserve">arXiv:2412.04984</w:t>
+        </w:r>
+      </w:hyperlink>
+      <w:r>
+        <w:t xml:space="preserve"> </w:t>
+      </w:r>
+      <w:r>
+        <w:t xml:space="preserve">(Apollo Research).</w:t>
+      </w:r>
+      <w:r>
+        <w:br/>
+      </w:r>
+      <w:r>
+        <w:t xml:space="preserve">[2] Denison, C., et al. (2024). Sycophancy to Subterfuge: Investigating Reward-Tampering in Large Language Models.</w:t>
+      </w:r>
+      <w:r>
+        <w:t xml:space="preserve"> </w:t>
+      </w:r>
+      <w:hyperlink r:id="rId46">
+        <w:r>
+          <w:rPr>
+            <w:rStyle w:val="Hyperlink"/>
+          </w:rPr>
+          <w:t xml:space="preserve">arXiv:2406.10162</w:t>
+        </w:r>
+      </w:hyperlink>
+      <w:r>
+        <w:t xml:space="preserve"> </w:t>
+      </w:r>
+      <w:r>
+        <w:t xml:space="preserve">(Anthropic).</w:t>
+      </w:r>
+      <w:r>
+        <w:br/>
+      </w:r>
+      <w:r>
+        <w:t xml:space="preserve">[3] Baker, B., et al. (2025). Monitoring Reasoning Models for Misbehavior and the Risks of Promoting Obfuscation.</w:t>
+      </w:r>
+      <w:r>
+        <w:t xml:space="preserve"> </w:t>
+      </w:r>
+      <w:hyperlink r:id="rId47">
+        <w:r>
+          <w:rPr>
+            <w:rStyle w:val="Hyperlink"/>
+          </w:rPr>
+          <w:t xml:space="preserve">arXiv:2503.11926</w:t>
+        </w:r>
+      </w:hyperlink>
+      <w:r>
+        <w:t xml:space="preserve"> </w:t>
+      </w:r>
+      <w:r>
+        <w:t xml:space="preserve">(OpenAI).</w:t>
+      </w:r>
+      <w:r>
+        <w:br/>
+      </w:r>
+      <w:r>
+        <w:t xml:space="preserve">[4] Guan, M. Y., et al. (2024). Deliberative Alignment: Reasoning Enables Safer Language Models.</w:t>
+      </w:r>
+      <w:r>
+        <w:t xml:space="preserve"> </w:t>
+      </w:r>
+      <w:hyperlink r:id="rId48">
         <w:r>
           <w:rPr>
             <w:rStyle w:val="Hyperlink"/>
@@ -5190,12 +5307,12 @@
         <w:br/>
       </w:r>
       <w:r>
-        <w:t xml:space="preserve">[2] Schoen, B., Nitishinskaya, E., Balesni, M., et al. (2025). Stress Testing Deliberative Alignment for Anti-Scheming Training.</w:t>
-      </w:r>
-      <w:r>
-        <w:t xml:space="preserve"> </w:t>
-      </w:r>
-      <w:hyperlink r:id="rId46">
+        <w:t xml:space="preserve">[5] Schoen, B., Nitishinskaya, E., Balesni, M., et al. (2025). Stress Testing Deliberative Alignment for Anti-Scheming Training.</w:t>
+      </w:r>
+      <w:r>
+        <w:t xml:space="preserve"> </w:t>
+      </w:r>
+      <w:hyperlink r:id="rId49">
         <w:r>
           <w:rPr>
             <w:rStyle w:val="Hyperlink"/>
@@ -5213,12 +5330,49 @@
         <w:br/>
       </w:r>
       <w:r>
-        <w:t xml:space="preserve">[3] Zhong, Z., Raghunathan, A., &amp; Carlini, N. (2025). ImpossibleBench: Measuring LLMs’ Propensity of Exploiting Test Cases.</w:t>
-      </w:r>
-      <w:r>
-        <w:t xml:space="preserve"> </w:t>
-      </w:r>
-      <w:hyperlink r:id="rId47">
+        <w:t xml:space="preserve">[6] Apollo Research. (2025).</w:t>
+      </w:r>
+      <w:r>
+        <w:t xml:space="preserve"> </w:t>
+      </w:r>
+      <w:hyperlink r:id="rId50">
+        <w:r>
+          <w:rPr>
+            <w:rStyle w:val="Hyperlink"/>
+          </w:rPr>
+          <w:t xml:space="preserve">Stress Testing Deliberative Alignment for Anti-Scheming Training.</w:t>
+        </w:r>
+      </w:hyperlink>
+      <w:r>
+        <w:br/>
+      </w:r>
+      <w:r>
+        <w:t xml:space="preserve">[7] Cotra, A. (2022).</w:t>
+      </w:r>
+      <w:r>
+        <w:t xml:space="preserve"> </w:t>
+      </w:r>
+      <w:hyperlink r:id="rId51">
+        <w:r>
+          <w:rPr>
+            <w:rStyle w:val="Hyperlink"/>
+          </w:rPr>
+          <w:t xml:space="preserve">Without specific countermeasures, the easiest path to transformative AI likely leads to AI takeover</w:t>
+        </w:r>
+      </w:hyperlink>
+      <w:r>
+        <w:t xml:space="preserve">.</w:t>
+      </w:r>
+      <w:r>
+        <w:br/>
+      </w:r>
+      <w:r>
+        <w:t xml:space="preserve">[8] Zhong, Z., Raghunathan, A., &amp; Carlini, N. (2025). ImpossibleBench: Measuring LLMs’ Propensity of Exploiting Test Cases.</w:t>
+      </w:r>
+      <w:r>
+        <w:t xml:space="preserve"> </w:t>
+      </w:r>
+      <w:hyperlink r:id="rId52">
         <w:r>
           <w:rPr>
             <w:rStyle w:val="Hyperlink"/>
@@ -5233,7 +5387,304 @@
         <w:br/>
       </w:r>
       <w:r>
-        <w:t xml:space="preserve">[4] Holm, S. (1979). A Simple Sequentially Rejective Multiple Test Procedure.</w:t>
+        <w:t xml:space="preserve">[9] Jakkli, A., Rajamanoharan, S., &amp; Nanda, N. (2026). How Well Do Models Follow Their Constitutions?</w:t>
+      </w:r>
+      <w:r>
+        <w:t xml:space="preserve"> </w:t>
+      </w:r>
+      <w:hyperlink r:id="rId53">
+        <w:r>
+          <w:rPr>
+            <w:rStyle w:val="Hyperlink"/>
+          </w:rPr>
+          <w:t xml:space="preserve">arXiv:2605.24229</w:t>
+        </w:r>
+      </w:hyperlink>
+      <w:r>
+        <w:t xml:space="preserve">.</w:t>
+      </w:r>
+      <w:r>
+        <w:br/>
+      </w:r>
+      <w:r>
+        <w:t xml:space="preserve">[10] Li, C., et al. (2026). Model Spec Midtraining: Improving How Alignment Training Generalizes.</w:t>
+      </w:r>
+      <w:r>
+        <w:t xml:space="preserve"> </w:t>
+      </w:r>
+      <w:hyperlink r:id="rId54">
+        <w:r>
+          <w:rPr>
+            <w:rStyle w:val="Hyperlink"/>
+          </w:rPr>
+          <w:t xml:space="preserve">arXiv:2605.02087</w:t>
+        </w:r>
+      </w:hyperlink>
+      <w:r>
+        <w:t xml:space="preserve">.</w:t>
+      </w:r>
+      <w:r>
+        <w:br/>
+      </w:r>
+      <w:r>
+        <w:t xml:space="preserve">[11] Mendelsohn, S. (2026).</w:t>
+      </w:r>
+      <w:r>
+        <w:t xml:space="preserve"> </w:t>
+      </w:r>
+      <w:hyperlink r:id="rId55">
+        <w:r>
+          <w:rPr>
+            <w:rStyle w:val="Hyperlink"/>
+          </w:rPr>
+          <w:t xml:space="preserve">Good Evals Are Hard: An ImpossibleBench Audit.</w:t>
+        </w:r>
+      </w:hyperlink>
+      <w:r>
+        <w:t xml:space="preserve"> </w:t>
+      </w:r>
+      <w:r>
+        <w:t xml:space="preserve">LessWrong, 12 Oct 2026;</w:t>
+      </w:r>
+      <w:r>
+        <w:t xml:space="preserve"> </w:t>
+      </w:r>
+      <w:hyperlink r:id="rId56">
+        <w:r>
+          <w:rPr>
+            <w:rStyle w:val="Hyperlink"/>
+          </w:rPr>
+          <w:t xml:space="preserve">findings and data</w:t>
+        </w:r>
+      </w:hyperlink>
+      <w:r>
+        <w:t xml:space="preserve">;</w:t>
+      </w:r>
+      <w:r>
+        <w:t xml:space="preserve"> </w:t>
+      </w:r>
+      <w:hyperlink r:id="rId57">
+        <w:r>
+          <w:rPr>
+            <w:rStyle w:val="Hyperlink"/>
+          </w:rPr>
+          <w:t xml:space="preserve">ImpossibleBench issue #5</w:t>
+        </w:r>
+      </w:hyperlink>
+      <w:r>
+        <w:t xml:space="preserve">.</w:t>
+      </w:r>
+      <w:r>
+        <w:br/>
+      </w:r>
+      <w:r>
+        <w:t xml:space="preserve">[12] Von Arx, S., Chan, L., &amp; Barnes, E. (2025).</w:t>
+      </w:r>
+      <w:r>
+        <w:t xml:space="preserve"> </w:t>
+      </w:r>
+      <w:hyperlink r:id="rId58">
+        <w:r>
+          <w:rPr>
+            <w:rStyle w:val="Hyperlink"/>
+          </w:rPr>
+          <w:t xml:space="preserve">Recent Frontier Models Are Reward Hacking.</w:t>
+        </w:r>
+      </w:hyperlink>
+      <w:r>
+        <w:t xml:space="preserve"> </w:t>
+      </w:r>
+      <w:r>
+        <w:t xml:space="preserve">METR, 5 Jun 2025.</w:t>
+      </w:r>
+      <w:r>
+        <w:br/>
+      </w:r>
+      <w:r>
+        <w:t xml:space="preserve">[13] Kouremetis, M., et al. (2026). Every Model Cheats: Prompt-Level Mitigation of Cheating on Offensive Cyber Tasks.</w:t>
+      </w:r>
+      <w:r>
+        <w:t xml:space="preserve"> </w:t>
+      </w:r>
+      <w:hyperlink r:id="rId59">
+        <w:r>
+          <w:rPr>
+            <w:rStyle w:val="Hyperlink"/>
+          </w:rPr>
+          <w:t xml:space="preserve">arXiv:2607.21763</w:t>
+        </w:r>
+      </w:hyperlink>
+      <w:r>
+        <w:t xml:space="preserve">.</w:t>
+      </w:r>
+      <w:r>
+        <w:br/>
+      </w:r>
+      <w:r>
+        <w:t xml:space="preserve">[14] Gomez, F. (2026). Can escalation channels redirect reward hacking toward defect disclosure?</w:t>
+      </w:r>
+      <w:r>
+        <w:t xml:space="preserve"> </w:t>
+      </w:r>
+      <w:hyperlink r:id="rId60">
+        <w:r>
+          <w:rPr>
+            <w:rStyle w:val="Hyperlink"/>
+          </w:rPr>
+          <w:t xml:space="preserve">arXiv:2608.29460</w:t>
+        </w:r>
+      </w:hyperlink>
+      <w:r>
+        <w:t xml:space="preserve">.</w:t>
+      </w:r>
+      <w:r>
+        <w:br/>
+      </w:r>
+      <w:r>
+        <w:t xml:space="preserve">[15] Nishimura-Gasparian, K., et al. (2026). Towards Understanding Specification Gaming in Reasoning Models.</w:t>
+      </w:r>
+      <w:r>
+        <w:t xml:space="preserve"> </w:t>
+      </w:r>
+      <w:hyperlink r:id="rId61">
+        <w:r>
+          <w:rPr>
+            <w:rStyle w:val="Hyperlink"/>
+          </w:rPr>
+          <w:t xml:space="preserve">arXiv:2605.02269</w:t>
+        </w:r>
+      </w:hyperlink>
+      <w:r>
+        <w:t xml:space="preserve">.</w:t>
+      </w:r>
+      <w:r>
+        <w:br/>
+      </w:r>
+      <w:r>
+        <w:t xml:space="preserve">[16] Thaman, K. (2026). Reward Hacking Benchmark: Measuring Exploits in LLM Agents with Tool Use. ICML 2026.</w:t>
+      </w:r>
+      <w:r>
+        <w:t xml:space="preserve"> </w:t>
+      </w:r>
+      <w:hyperlink r:id="rId62">
+        <w:r>
+          <w:rPr>
+            <w:rStyle w:val="Hyperlink"/>
+          </w:rPr>
+          <w:t xml:space="preserve">arXiv:2605.02964</w:t>
+        </w:r>
+      </w:hyperlink>
+      <w:r>
+        <w:t xml:space="preserve">.</w:t>
+      </w:r>
+      <w:r>
+        <w:br/>
+      </w:r>
+      <w:r>
+        <w:t xml:space="preserve">[17] Needham, J., et al. (2025). Large Language Models Often Know When They Are Being Evaluated.</w:t>
+      </w:r>
+      <w:r>
+        <w:t xml:space="preserve"> </w:t>
+      </w:r>
+      <w:hyperlink r:id="rId63">
+        <w:r>
+          <w:rPr>
+            <w:rStyle w:val="Hyperlink"/>
+          </w:rPr>
+          <w:t xml:space="preserve">arXiv:2505.23836</w:t>
+        </w:r>
+      </w:hyperlink>
+      <w:r>
+        <w:t xml:space="preserve">.</w:t>
+      </w:r>
+      <w:r>
+        <w:br/>
+      </w:r>
+      <w:r>
+        <w:t xml:space="preserve">[18] Williams, M., Raymond, C., &amp; Carroll, M. (2025).</w:t>
+      </w:r>
+      <w:r>
+        <w:t xml:space="preserve"> </w:t>
+      </w:r>
+      <w:hyperlink r:id="rId64">
+        <w:r>
+          <w:rPr>
+            <w:rStyle w:val="Hyperlink"/>
+          </w:rPr>
+          <w:t xml:space="preserve">Sidestepping Evaluation Awareness and Anticipating Misalignment with Production Evaluations.</w:t>
+        </w:r>
+      </w:hyperlink>
+      <w:r>
+        <w:t xml:space="preserve"> </w:t>
+      </w:r>
+      <w:r>
+        <w:t xml:space="preserve">OpenAI Alignment Research Blog, 18 Dec 2025.</w:t>
+      </w:r>
+      <w:r>
+        <w:br/>
+      </w:r>
+      <w:r>
+        <w:t xml:space="preserve">[19] Knecht, A., Florin, L., &amp; Hagendorff, T. (2026). Evaluation Awareness in Language Models Has Limited Effect on Behaviour.</w:t>
+      </w:r>
+      <w:r>
+        <w:t xml:space="preserve"> </w:t>
+      </w:r>
+      <w:hyperlink r:id="rId65">
+        <w:r>
+          <w:rPr>
+            <w:rStyle w:val="Hyperlink"/>
+          </w:rPr>
+          <w:t xml:space="preserve">arXiv:2605.05835</w:t>
+        </w:r>
+      </w:hyperlink>
+      <w:r>
+        <w:t xml:space="preserve">.</w:t>
+      </w:r>
+      <w:r>
+        <w:br/>
+      </w:r>
+      <w:r>
+        <w:t xml:space="preserve">[20] Newcombe, R. G. (1998).</w:t>
+      </w:r>
+      <w:r>
+        <w:t xml:space="preserve"> </w:t>
+      </w:r>
+      <w:hyperlink r:id="rId66">
+        <w:r>
+          <w:rPr>
+            <w:rStyle w:val="Hyperlink"/>
+          </w:rPr>
+          <w:t xml:space="preserve">Improved confidence intervals for the difference between binomial proportions based on paired data. Statistics in Medicine 17</w:t>
+        </w:r>
+      </w:hyperlink>
+      <w:r>
+        <w:t xml:space="preserve">.</w:t>
+      </w:r>
+      <w:r>
+        <w:br/>
+      </w:r>
+      <w:r>
+        <w:t xml:space="preserve">[21] Brown, L. D., Cai, T. T., &amp; DasGupta, A. (2001).</w:t>
+      </w:r>
+      <w:r>
+        <w:t xml:space="preserve"> </w:t>
+      </w:r>
+      <w:hyperlink r:id="rId67">
+        <w:r>
+          <w:rPr>
+            <w:rStyle w:val="Hyperlink"/>
+          </w:rPr>
+          <w:t xml:space="preserve">Interval Estimation for a Binomial Proportion. Statistical Science 16(2)</w:t>
+        </w:r>
+      </w:hyperlink>
+      <w:r>
+        <w:t xml:space="preserve">.</w:t>
+      </w:r>
+      <w:r>
+        <w:br/>
+      </w:r>
+      <w:r>
+        <w:t xml:space="preserve">[22] Holm, S. (1979). A Simple Sequentially Rejective Multiple Test Procedure.</w:t>
       </w:r>
       <w:r>
         <w:t xml:space="preserve"> </w:t>
@@ -5254,7 +5705,7 @@
       <w:r>
         <w:t xml:space="preserve"> </w:t>
       </w:r>
-      <w:hyperlink r:id="rId48">
+      <w:hyperlink r:id="rId68">
         <w:r>
           <w:rPr>
             <w:rStyle w:val="Hyperlink"/>
@@ -5269,158 +5720,12 @@
         <w:br/>
       </w:r>
       <w:r>
-        <w:t xml:space="preserve">[5] Meinke, A., et al. (2024). Frontier Models are Capable of In-context Scheming.</w:t>
-      </w:r>
-      <w:r>
-        <w:t xml:space="preserve"> </w:t>
-      </w:r>
-      <w:hyperlink r:id="rId49">
-        <w:r>
-          <w:rPr>
-            <w:rStyle w:val="Hyperlink"/>
-          </w:rPr>
-          <w:t xml:space="preserve">arXiv:2412.04984</w:t>
-        </w:r>
-      </w:hyperlink>
-      <w:r>
-        <w:t xml:space="preserve"> </w:t>
-      </w:r>
-      <w:r>
-        <w:t xml:space="preserve">(Apollo Research).</w:t>
-      </w:r>
-      <w:r>
-        <w:br/>
-      </w:r>
-      <w:r>
-        <w:t xml:space="preserve">[6] Denison, C., et al. (2024). Sycophancy to Subterfuge: Investigating Reward-Tampering in Large Language Models.</w:t>
-      </w:r>
-      <w:r>
-        <w:t xml:space="preserve"> </w:t>
-      </w:r>
-      <w:hyperlink r:id="rId50">
-        <w:r>
-          <w:rPr>
-            <w:rStyle w:val="Hyperlink"/>
-          </w:rPr>
-          <w:t xml:space="preserve">arXiv:2406.10162</w:t>
-        </w:r>
-      </w:hyperlink>
-      <w:r>
-        <w:t xml:space="preserve"> </w:t>
-      </w:r>
-      <w:r>
-        <w:t xml:space="preserve">(Anthropic).</w:t>
-      </w:r>
-      <w:r>
-        <w:br/>
-      </w:r>
-      <w:r>
-        <w:t xml:space="preserve">[7] Baker, B., et al. (2025). Monitoring Reasoning Models for Misbehavior and the Risks of Promoting Obfuscation.</w:t>
-      </w:r>
-      <w:r>
-        <w:t xml:space="preserve"> </w:t>
-      </w:r>
-      <w:hyperlink r:id="rId51">
-        <w:r>
-          <w:rPr>
-            <w:rStyle w:val="Hyperlink"/>
-          </w:rPr>
-          <w:t xml:space="preserve">arXiv:2503.11926</w:t>
-        </w:r>
-      </w:hyperlink>
-      <w:r>
-        <w:t xml:space="preserve"> </w:t>
-      </w:r>
-      <w:r>
-        <w:t xml:space="preserve">(OpenAI).</w:t>
-      </w:r>
-      <w:r>
-        <w:br/>
-      </w:r>
-      <w:r>
-        <w:t xml:space="preserve">[8] Apollo Research. (2025).</w:t>
-      </w:r>
-      <w:r>
-        <w:t xml:space="preserve"> </w:t>
-      </w:r>
-      <w:hyperlink r:id="rId52">
-        <w:r>
-          <w:rPr>
-            <w:rStyle w:val="Hyperlink"/>
-          </w:rPr>
-          <w:t xml:space="preserve">Stress Testing Deliberative Alignment for Anti-Scheming Training.</w:t>
-        </w:r>
-      </w:hyperlink>
-      <w:r>
-        <w:br/>
-      </w:r>
-      <w:r>
-        <w:t xml:space="preserve">[9] Cotra, A. (2022).</w:t>
-      </w:r>
-      <w:r>
-        <w:t xml:space="preserve"> </w:t>
-      </w:r>
-      <w:hyperlink r:id="rId53">
-        <w:r>
-          <w:rPr>
-            <w:rStyle w:val="Hyperlink"/>
-          </w:rPr>
-          <w:t xml:space="preserve">Without specific countermeasures, the easiest path to transformative AI likely leads to AI takeover</w:t>
-        </w:r>
-      </w:hyperlink>
-      <w:r>
-        <w:t xml:space="preserve">.</w:t>
-      </w:r>
-      <w:r>
-        <w:br/>
-      </w:r>
-      <w:r>
-        <w:t xml:space="preserve">[10] Newcombe, R. G. (1998).</w:t>
-      </w:r>
-      <w:r>
-        <w:t xml:space="preserve"> </w:t>
-      </w:r>
-      <w:hyperlink r:id="rId54">
-        <w:r>
-          <w:rPr>
-            <w:rStyle w:val="Hyperlink"/>
-          </w:rPr>
-          <w:t xml:space="preserve">Improved confidence intervals for the difference between binomial proportions based on paired data. Statistics in Medicine 17</w:t>
-        </w:r>
-      </w:hyperlink>
-      <w:r>
-        <w:t xml:space="preserve">.</w:t>
-      </w:r>
-      <w:r>
-        <w:br/>
-      </w:r>
-      <w:r>
-        <w:t xml:space="preserve">[11] Brown, L. D., Cai, T. T., &amp; DasGupta, A. (2001).</w:t>
-      </w:r>
-      <w:r>
-        <w:t xml:space="preserve"> </w:t>
-      </w:r>
-      <w:hyperlink r:id="rId55">
-        <w:r>
-          <w:rPr>
-            <w:rStyle w:val="Hyperlink"/>
-          </w:rPr>
-          <w:t xml:space="preserve">Interval Estimation for a Binomial Proportion. Statistical Science 16(2)</w:t>
-        </w:r>
-      </w:hyperlink>
-      <w:r>
-        <w:t xml:space="preserve">.</w:t>
-      </w:r>
-      <w:r>
-        <w:br/>
-      </w:r>
-      <w:r>
-        <w:t xml:space="preserve">[12] Gelman, A. (2018).</w:t>
-      </w:r>
-      <w:r>
-        <w:t xml:space="preserve"> </w:t>
-      </w:r>
-      <w:hyperlink r:id="rId56">
+        <w:t xml:space="preserve">[23] Gelman, A. (2018).</w:t>
+      </w:r>
+      <w:r>
+        <w:t xml:space="preserve"> </w:t>
+      </w:r>
+      <w:hyperlink r:id="rId69">
         <w:r>
           <w:rPr>
             <w:rStyle w:val="Hyperlink"/>
@@ -5438,12 +5743,12 @@
         <w:br/>
       </w:r>
       <w:r>
-        <w:t xml:space="preserve">[13] Schoen, B. (2025).</w:t>
-      </w:r>
-      <w:r>
-        <w:t xml:space="preserve"> </w:t>
-      </w:r>
-      <w:hyperlink r:id="rId57">
+        <w:t xml:space="preserve">[24] Schoen, B. (2025).</w:t>
+      </w:r>
+      <w:r>
+        <w:t xml:space="preserve"> </w:t>
+      </w:r>
+      <w:hyperlink r:id="rId70">
         <w:r>
           <w:rPr>
             <w:rStyle w:val="Hyperlink"/>
@@ -5468,263 +5773,6 @@
       </w:r>
       <w:r>
         <w:t xml:space="preserve">LessWrong, 6 Oct 2025.</w:t>
-      </w:r>
-      <w:r>
-        <w:br/>
-      </w:r>
-      <w:r>
-        <w:t xml:space="preserve">[14] Mendelsohn, S. (2026).</w:t>
-      </w:r>
-      <w:r>
-        <w:t xml:space="preserve"> </w:t>
-      </w:r>
-      <w:hyperlink r:id="rId58">
-        <w:r>
-          <w:rPr>
-            <w:rStyle w:val="Hyperlink"/>
-          </w:rPr>
-          <w:t xml:space="preserve">Good Evals Are Hard: An ImpossibleBench Audit.</w:t>
-        </w:r>
-      </w:hyperlink>
-      <w:r>
-        <w:t xml:space="preserve"> </w:t>
-      </w:r>
-      <w:r>
-        <w:t xml:space="preserve">LessWrong, 12 Oct 2026;</w:t>
-      </w:r>
-      <w:r>
-        <w:t xml:space="preserve"> </w:t>
-      </w:r>
-      <w:hyperlink r:id="rId59">
-        <w:r>
-          <w:rPr>
-            <w:rStyle w:val="Hyperlink"/>
-          </w:rPr>
-          <w:t xml:space="preserve">findings and data</w:t>
-        </w:r>
-      </w:hyperlink>
-      <w:r>
-        <w:t xml:space="preserve">;</w:t>
-      </w:r>
-      <w:r>
-        <w:t xml:space="preserve"> </w:t>
-      </w:r>
-      <w:hyperlink r:id="rId60">
-        <w:r>
-          <w:rPr>
-            <w:rStyle w:val="Hyperlink"/>
-          </w:rPr>
-          <w:t xml:space="preserve">ImpossibleBench issue #5</w:t>
-        </w:r>
-      </w:hyperlink>
-      <w:r>
-        <w:t xml:space="preserve">.</w:t>
-      </w:r>
-      <w:r>
-        <w:br/>
-      </w:r>
-      <w:r>
-        <w:t xml:space="preserve">[15] Gomez, F. (2026). Can escalation channels redirect reward hacking toward defect disclosure?</w:t>
-      </w:r>
-      <w:r>
-        <w:t xml:space="preserve"> </w:t>
-      </w:r>
-      <w:hyperlink r:id="rId61">
-        <w:r>
-          <w:rPr>
-            <w:rStyle w:val="Hyperlink"/>
-          </w:rPr>
-          <w:t xml:space="preserve">arXiv:2608.29460</w:t>
-        </w:r>
-      </w:hyperlink>
-      <w:r>
-        <w:t xml:space="preserve">.</w:t>
-      </w:r>
-      <w:r>
-        <w:br/>
-      </w:r>
-      <w:r>
-        <w:t xml:space="preserve">[16] Nishimura-Gasparian, K., et al. (2026). Towards Understanding Specification Gaming in Reasoning Models.</w:t>
-      </w:r>
-      <w:r>
-        <w:t xml:space="preserve"> </w:t>
-      </w:r>
-      <w:hyperlink r:id="rId62">
-        <w:r>
-          <w:rPr>
-            <w:rStyle w:val="Hyperlink"/>
-          </w:rPr>
-          <w:t xml:space="preserve">arXiv:2605.02269</w:t>
-        </w:r>
-      </w:hyperlink>
-      <w:r>
-        <w:t xml:space="preserve">.</w:t>
-      </w:r>
-      <w:r>
-        <w:br/>
-      </w:r>
-      <w:r>
-        <w:t xml:space="preserve">[17] Von Arx, S., Chan, L., &amp; Barnes, E. (2025).</w:t>
-      </w:r>
-      <w:r>
-        <w:t xml:space="preserve"> </w:t>
-      </w:r>
-      <w:hyperlink r:id="rId63">
-        <w:r>
-          <w:rPr>
-            <w:rStyle w:val="Hyperlink"/>
-          </w:rPr>
-          <w:t xml:space="preserve">Recent Frontier Models Are Reward Hacking.</w:t>
-        </w:r>
-      </w:hyperlink>
-      <w:r>
-        <w:t xml:space="preserve"> </w:t>
-      </w:r>
-      <w:r>
-        <w:t xml:space="preserve">METR, 5 Jun 2025.</w:t>
-      </w:r>
-      <w:r>
-        <w:br/>
-      </w:r>
-      <w:r>
-        <w:t xml:space="preserve">[18] Kouremetis, M., et al. (2026). Every Model Cheats: Prompt-Level Mitigation of Cheating on Offensive Cyber Tasks.</w:t>
-      </w:r>
-      <w:r>
-        <w:t xml:space="preserve"> </w:t>
-      </w:r>
-      <w:hyperlink r:id="rId64">
-        <w:r>
-          <w:rPr>
-            <w:rStyle w:val="Hyperlink"/>
-          </w:rPr>
-          <w:t xml:space="preserve">arXiv:2607.21763</w:t>
-        </w:r>
-      </w:hyperlink>
-      <w:r>
-        <w:t xml:space="preserve">.</w:t>
-      </w:r>
-      <w:r>
-        <w:br/>
-      </w:r>
-      <w:r>
-        <w:t xml:space="preserve">[19] Thaman, K. (2026). Reward Hacking Benchmark: Measuring Exploits in LLM Agents with Tool Use. ICML 2026.</w:t>
-      </w:r>
-      <w:r>
-        <w:t xml:space="preserve"> </w:t>
-      </w:r>
-      <w:hyperlink r:id="rId65">
-        <w:r>
-          <w:rPr>
-            <w:rStyle w:val="Hyperlink"/>
-          </w:rPr>
-          <w:t xml:space="preserve">arXiv:2605.02964</w:t>
-        </w:r>
-      </w:hyperlink>
-      <w:r>
-        <w:t xml:space="preserve">.</w:t>
-      </w:r>
-      <w:r>
-        <w:br/>
-      </w:r>
-      <w:r>
-        <w:t xml:space="preserve">[20] Jakkli, A., Rajamanoharan, S., &amp; Nanda, N. (2026). How Well Do Models Follow Their Constitutions?</w:t>
-      </w:r>
-      <w:r>
-        <w:t xml:space="preserve"> </w:t>
-      </w:r>
-      <w:hyperlink r:id="rId66">
-        <w:r>
-          <w:rPr>
-            <w:rStyle w:val="Hyperlink"/>
-          </w:rPr>
-          <w:t xml:space="preserve">arXiv:2605.24229</w:t>
-        </w:r>
-      </w:hyperlink>
-      <w:r>
-        <w:t xml:space="preserve">.</w:t>
-      </w:r>
-      <w:r>
-        <w:br/>
-      </w:r>
-      <w:r>
-        <w:t xml:space="preserve">[21] Li, C., et al. (2026). Model Spec Midtraining: Improving How Alignment Training Generalizes.</w:t>
-      </w:r>
-      <w:r>
-        <w:t xml:space="preserve"> </w:t>
-      </w:r>
-      <w:hyperlink r:id="rId67">
-        <w:r>
-          <w:rPr>
-            <w:rStyle w:val="Hyperlink"/>
-          </w:rPr>
-          <w:t xml:space="preserve">arXiv:2605.02087</w:t>
-        </w:r>
-      </w:hyperlink>
-      <w:r>
-        <w:t xml:space="preserve">.</w:t>
-      </w:r>
-      <w:r>
-        <w:br/>
-      </w:r>
-      <w:r>
-        <w:t xml:space="preserve">[22] Knecht, A., Florin, L., &amp; Hagendorff, T. (2026). Evaluation Awareness in Language Models Has Limited Effect on Behaviour.</w:t>
-      </w:r>
-      <w:r>
-        <w:t xml:space="preserve"> </w:t>
-      </w:r>
-      <w:hyperlink r:id="rId68">
-        <w:r>
-          <w:rPr>
-            <w:rStyle w:val="Hyperlink"/>
-          </w:rPr>
-          <w:t xml:space="preserve">arXiv:2605.05835</w:t>
-        </w:r>
-      </w:hyperlink>
-      <w:r>
-        <w:t xml:space="preserve">.</w:t>
-      </w:r>
-      <w:r>
-        <w:br/>
-      </w:r>
-      <w:r>
-        <w:t xml:space="preserve">[23] Williams, M., Raymond, C., &amp; Carroll, M. (2025).</w:t>
-      </w:r>
-      <w:r>
-        <w:t xml:space="preserve"> </w:t>
-      </w:r>
-      <w:hyperlink r:id="rId69">
-        <w:r>
-          <w:rPr>
-            <w:rStyle w:val="Hyperlink"/>
-          </w:rPr>
-          <w:t xml:space="preserve">Sidestepping Evaluation Awareness and Anticipating Misalignment with Production Evaluations.</w:t>
-        </w:r>
-      </w:hyperlink>
-      <w:r>
-        <w:t xml:space="preserve"> </w:t>
-      </w:r>
-      <w:r>
-        <w:t xml:space="preserve">OpenAI Alignment Research Blog, 18 Dec 2025.</w:t>
-      </w:r>
-      <w:r>
-        <w:br/>
-      </w:r>
-      <w:r>
-        <w:t xml:space="preserve">[24] Needham, J., et al. (2025). Large Language Models Often Know When They Are Being Evaluated.</w:t>
-      </w:r>
-      <w:r>
-        <w:t xml:space="preserve"> </w:t>
-      </w:r>
-      <w:hyperlink r:id="rId70">
-        <w:r>
-          <w:rPr>
-            <w:rStyle w:val="Hyperlink"/>
-          </w:rPr>
-          <w:t xml:space="preserve">arXiv:2505.23836</w:t>
-        </w:r>
-      </w:hyperlink>
-      <w:r>
-        <w:t xml:space="preserve">.</w:t>
       </w:r>
     </w:p>
     <w:p>
